--- a/doc/詞/宋朝/秦觀/秦觀-浣溪沙·漠漠輕寒上小樓.docx
+++ b/doc/詞/宋朝/秦觀/秦觀-浣溪沙·漠漠輕寒上小樓.docx
@@ -1,6 +1,6 @@
 
 <file path=word/document.xml><?xml version="1.0" encoding="utf-8"?>
-<w:document xmlns:wpc="http://schemas.microsoft.com/office/word/2010/wordprocessingCanvas" xmlns:cx="http://schemas.microsoft.com/office/drawing/2014/chartex" xmlns:cx1="http://schemas.microsoft.com/office/drawing/2015/9/8/chartex" xmlns:cx2="http://schemas.microsoft.com/office/drawing/2015/10/21/chartex" xmlns:cx3="http://schemas.microsoft.com/office/drawing/2016/5/9/chartex" xmlns:cx4="http://schemas.microsoft.com/office/drawing/2016/5/10/chartex" xmlns:cx5="http://schemas.microsoft.com/office/drawing/2016/5/11/chartex" xmlns:cx6="http://schemas.microsoft.com/office/drawing/2016/5/12/chartex" xmlns:cx7="http://schemas.microsoft.com/office/drawing/2016/5/13/chartex" xmlns:cx8="http://schemas.microsoft.com/office/drawing/2016/5/14/chartex" xmlns:mc="http://schemas.openxmlformats.org/markup-compatibility/2006" xmlns:aink="http://schemas.microsoft.com/office/drawing/2016/ink" xmlns:am3d="http://schemas.microsoft.com/office/drawing/2017/model3d" xmlns:o="urn:schemas-microsoft-com:office:office" xmlns:oel="http://schemas.microsoft.com/office/2019/extlst" xmlns:r="http://schemas.openxmlformats.org/officeDocument/2006/relationships" xmlns:m="http://schemas.openxmlformats.org/officeDocument/2006/math" xmlns:v="urn:schemas-microsoft-com:vml" xmlns:wp14="http://schemas.microsoft.com/office/word/2010/wordprocessingDrawing" xmlns:wp="http://schemas.openxmlformats.org/drawingml/2006/wordprocessingDrawing" xmlns:w10="urn:schemas-microsoft-com:office:word" xmlns:w="http://schemas.openxmlformats.org/wordprocessingml/2006/main" xmlns:w14="http://schemas.microsoft.com/office/word/2010/wordml" xmlns:w15="http://schemas.microsoft.com/office/word/2012/wordml" xmlns:w16cex="http://schemas.microsoft.com/office/word/2018/wordml/cex" xmlns:w16cid="http://schemas.microsoft.com/office/word/2016/wordml/cid" xmlns:w16="http://schemas.microsoft.com/office/word/2018/wordml" xmlns:w16sdtdh="http://schemas.microsoft.com/office/word/2020/wordml/sdtdatahash" xmlns:w16se="http://schemas.microsoft.com/office/word/2015/wordml/symex" xmlns:wpg="http://schemas.microsoft.com/office/word/2010/wordprocessingGroup" xmlns:wpi="http://schemas.microsoft.com/office/word/2010/wordprocessingInk" xmlns:wne="http://schemas.microsoft.com/office/word/2006/wordml" xmlns:wps="http://schemas.microsoft.com/office/word/2010/wordprocessingShape" mc:Ignorable="w14 w15 w16se w16cid w16 w16cex w16sdtdh wp14">
+<w:document xmlns:wpc="http://schemas.microsoft.com/office/word/2010/wordprocessingCanvas" xmlns:cx="http://schemas.microsoft.com/office/drawing/2014/chartex" xmlns:cx1="http://schemas.microsoft.com/office/drawing/2015/9/8/chartex" xmlns:cx2="http://schemas.microsoft.com/office/drawing/2015/10/21/chartex" xmlns:cx3="http://schemas.microsoft.com/office/drawing/2016/5/9/chartex" xmlns:cx4="http://schemas.microsoft.com/office/drawing/2016/5/10/chartex" xmlns:cx5="http://schemas.microsoft.com/office/drawing/2016/5/11/chartex" xmlns:cx6="http://schemas.microsoft.com/office/drawing/2016/5/12/chartex" xmlns:cx7="http://schemas.microsoft.com/office/drawing/2016/5/13/chartex" xmlns:cx8="http://schemas.microsoft.com/office/drawing/2016/5/14/chartex" xmlns:mc="http://schemas.openxmlformats.org/markup-compatibility/2006" xmlns:aink="http://schemas.microsoft.com/office/drawing/2016/ink" xmlns:am3d="http://schemas.microsoft.com/office/drawing/2017/model3d" xmlns:o="urn:schemas-microsoft-com:office:office" xmlns:oel="http://schemas.microsoft.com/office/2019/extlst" xmlns:r="http://schemas.openxmlformats.org/officeDocument/2006/relationships" xmlns:m="http://schemas.openxmlformats.org/officeDocument/2006/math" xmlns:v="urn:schemas-microsoft-com:vml" xmlns:wp14="http://schemas.microsoft.com/office/word/2010/wordprocessingDrawing" xmlns:wp="http://schemas.openxmlformats.org/drawingml/2006/wordprocessingDrawing" xmlns:w10="urn:schemas-microsoft-com:office:word" xmlns:w="http://schemas.openxmlformats.org/wordprocessingml/2006/main" xmlns:w14="http://schemas.microsoft.com/office/word/2010/wordml" xmlns:w15="http://schemas.microsoft.com/office/word/2012/wordml" xmlns:w16cex="http://schemas.microsoft.com/office/word/2018/wordml/cex" xmlns:w16cid="http://schemas.microsoft.com/office/word/2016/wordml/cid" xmlns:w16="http://schemas.microsoft.com/office/word/2018/wordml" xmlns:w16du="http://schemas.microsoft.com/office/word/2023/wordml/word16du" xmlns:w16sdtdh="http://schemas.microsoft.com/office/word/2020/wordml/sdtdatahash" xmlns:w16sdtfl="http://schemas.microsoft.com/office/word/2024/wordml/sdtformatlock" xmlns:w16se="http://schemas.microsoft.com/office/word/2015/wordml/symex" xmlns:wpg="http://schemas.microsoft.com/office/word/2010/wordprocessingGroup" xmlns:wpi="http://schemas.microsoft.com/office/word/2010/wordprocessingInk" xmlns:wne="http://schemas.microsoft.com/office/word/2006/wordml" xmlns:wps="http://schemas.microsoft.com/office/word/2010/wordprocessingShape" mc:Ignorable="w14 w15 w16se w16cid w16 w16cex w16sdtdh w16sdtfl w16du wp14">
   <w:body>
     <w:p>
       <w:pPr>
@@ -14,7 +14,8 @@
         <w:rPr>
           <w:rFonts w:hint="eastAsia"/>
           <w:kern w:val="0"/>
-          <w:sz w:val="52"/>
+          <w:sz w:val="48"/>
+          <w:szCs w:val="48"/>
         </w:rPr>
         <w:t>秦觀《浣溪沙·漠漠輕寒上小樓》</w:t>
       </w:r>
@@ -58,19 +59,19 @@
           <w:sz w:val="32"/>
           <w:szCs w:val="32"/>
         </w:rPr>
-        <w:t>漠漠</w:t>
-      </w:r>
-      <w:proofErr w:type="gramStart"/>
-      <w:r>
-        <w:rPr>
-          <w:rFonts w:hint="eastAsia"/>
+        <w:t>漠漠輕寒上小樓，曉陰無賴似窮秋。淡煙流水畫屏幽。</w:t>
+      </w:r>
+    </w:p>
+    <w:p>
+      <w:pPr>
+        <w:spacing w:beforeLines="50" w:before="120" w:after="0" w:line="440" w:lineRule="exact"/>
+        <w:ind w:left="0" w:right="0" w:firstLine="0"/>
+        <w:rPr>
           <w:color w:val="0F0F0F"/>
           <w:sz w:val="32"/>
           <w:szCs w:val="32"/>
         </w:rPr>
-        <w:t>輕寒上</w:t>
-      </w:r>
-      <w:proofErr w:type="gramEnd"/>
+      </w:pPr>
       <w:r>
         <w:rPr>
           <w:rFonts w:hint="eastAsia"/>
@@ -78,107 +79,7 @@
           <w:sz w:val="32"/>
           <w:szCs w:val="32"/>
         </w:rPr>
-        <w:t>小樓，</w:t>
-      </w:r>
-      <w:proofErr w:type="gramStart"/>
-      <w:r>
-        <w:rPr>
-          <w:rFonts w:hint="eastAsia"/>
-          <w:color w:val="0F0F0F"/>
-          <w:sz w:val="32"/>
-          <w:szCs w:val="32"/>
-        </w:rPr>
-        <w:t>曉陰無賴似窮秋</w:t>
-      </w:r>
-      <w:proofErr w:type="gramEnd"/>
-      <w:r>
-        <w:rPr>
-          <w:rFonts w:hint="eastAsia"/>
-          <w:color w:val="0F0F0F"/>
-          <w:sz w:val="32"/>
-          <w:szCs w:val="32"/>
-        </w:rPr>
-        <w:t>。淡煙流水畫屏幽。</w:t>
-      </w:r>
-    </w:p>
-    <w:p>
-      <w:pPr>
-        <w:spacing w:beforeLines="50" w:before="120" w:after="0" w:line="440" w:lineRule="exact"/>
-        <w:ind w:left="0" w:right="0" w:firstLine="0"/>
-        <w:rPr>
-          <w:color w:val="0F0F0F"/>
-          <w:sz w:val="32"/>
-          <w:szCs w:val="32"/>
-        </w:rPr>
-      </w:pPr>
-      <w:r>
-        <w:rPr>
-          <w:rFonts w:hint="eastAsia"/>
-          <w:color w:val="0F0F0F"/>
-          <w:sz w:val="32"/>
-          <w:szCs w:val="32"/>
-        </w:rPr>
-        <w:t>自在</w:t>
-      </w:r>
-      <w:proofErr w:type="gramStart"/>
-      <w:r>
-        <w:rPr>
-          <w:rFonts w:hint="eastAsia"/>
-          <w:color w:val="0F0F0F"/>
-          <w:sz w:val="32"/>
-          <w:szCs w:val="32"/>
-        </w:rPr>
-        <w:t>飛花輕似夢</w:t>
-      </w:r>
-      <w:proofErr w:type="gramEnd"/>
-      <w:r>
-        <w:rPr>
-          <w:rFonts w:hint="eastAsia"/>
-          <w:color w:val="0F0F0F"/>
-          <w:sz w:val="32"/>
-          <w:szCs w:val="32"/>
-        </w:rPr>
-        <w:t>，</w:t>
-      </w:r>
-      <w:proofErr w:type="gramStart"/>
-      <w:r>
-        <w:rPr>
-          <w:rFonts w:hint="eastAsia"/>
-          <w:color w:val="0F0F0F"/>
-          <w:sz w:val="32"/>
-          <w:szCs w:val="32"/>
-        </w:rPr>
-        <w:t>無邊絲雨細如愁</w:t>
-      </w:r>
-      <w:proofErr w:type="gramEnd"/>
-      <w:r>
-        <w:rPr>
-          <w:rFonts w:hint="eastAsia"/>
-          <w:color w:val="0F0F0F"/>
-          <w:sz w:val="32"/>
-          <w:szCs w:val="32"/>
-        </w:rPr>
-        <w:t>。寶簾</w:t>
-      </w:r>
-      <w:proofErr w:type="gramStart"/>
-      <w:r>
-        <w:rPr>
-          <w:rFonts w:hint="eastAsia"/>
-          <w:color w:val="0F0F0F"/>
-          <w:sz w:val="32"/>
-          <w:szCs w:val="32"/>
-        </w:rPr>
-        <w:t>閒掛小銀鉤</w:t>
-      </w:r>
-      <w:proofErr w:type="gramEnd"/>
-      <w:r>
-        <w:rPr>
-          <w:rFonts w:hint="eastAsia"/>
-          <w:color w:val="0F0F0F"/>
-          <w:sz w:val="32"/>
-          <w:szCs w:val="32"/>
-        </w:rPr>
-        <w:t>。</w:t>
+        <w:t>自在飛花輕似夢，無邊絲雨細如愁。寶簾閒掛小銀鉤。</w:t>
       </w:r>
     </w:p>
     <w:p>
@@ -199,64 +100,88 @@
       <w:pPr>
         <w:spacing w:after="0" w:line="480" w:lineRule="exact"/>
         <w:ind w:left="0" w:right="0" w:firstLine="0"/>
-        <w:rPr>
-          <w:szCs w:val="28"/>
-        </w:rPr>
-      </w:pPr>
-      <w:r>
-        <w:rPr>
-          <w:rFonts w:hint="eastAsia"/>
-          <w:szCs w:val="28"/>
-        </w:rPr>
-        <w:t>帶著一絲寒意，獨自登上小樓，清晨的陰涼，令人厭煩，仿佛已是深秋。回望畫屏，淡淡煙霧，潺潺流水，意境幽幽。</w:t>
+        <w:jc w:val="both"/>
+        <w:rPr>
+          <w:szCs w:val="28"/>
+        </w:rPr>
+      </w:pPr>
+      <w:r>
+        <w:rPr>
+          <w:rFonts w:hint="eastAsia"/>
+          <w:szCs w:val="28"/>
+        </w:rPr>
+        <w:t>帶著一絲寒意，獨自登上小樓</w:t>
+      </w:r>
+      <w:r>
+        <w:rPr>
+          <w:rFonts w:hint="eastAsia"/>
+          <w:szCs w:val="28"/>
+        </w:rPr>
+        <w:t>，清晨陰沉的天氣如同深秋般惱人。遠處淡煙瀰漫，流水潺潺，</w:t>
+      </w:r>
+      <w:r>
+        <w:rPr>
+          <w:rFonts w:hint="eastAsia"/>
+          <w:b/>
+          <w:bCs/>
+          <w:szCs w:val="28"/>
+        </w:rPr>
+        <w:t>映襯</w:t>
+      </w:r>
+      <w:r>
+        <w:rPr>
+          <w:rFonts w:hint="eastAsia"/>
+          <w:szCs w:val="28"/>
+        </w:rPr>
+        <w:t>著畫屏更顯幽靜。</w:t>
       </w:r>
     </w:p>
     <w:p>
       <w:pPr>
         <w:spacing w:after="0" w:line="480" w:lineRule="exact"/>
         <w:ind w:left="0" w:right="0" w:firstLine="0"/>
-        <w:rPr>
-          <w:szCs w:val="28"/>
-        </w:rPr>
-      </w:pPr>
-      <w:r>
-        <w:rPr>
-          <w:rFonts w:hint="eastAsia"/>
-          <w:szCs w:val="28"/>
-        </w:rPr>
-        <w:t>窗外，花兒自由自在地輕輕飛舞，恰似夢境，雨淅淅瀝瀝的下著，漫無邊際地飄灑著，就像愁緒飛揚。再</w:t>
-      </w:r>
-      <w:proofErr w:type="gramStart"/>
-      <w:r>
-        <w:rPr>
-          <w:rFonts w:hint="eastAsia"/>
-          <w:szCs w:val="28"/>
-        </w:rPr>
-        <w:t>看那綴著</w:t>
-      </w:r>
-      <w:proofErr w:type="gramEnd"/>
-      <w:r>
-        <w:rPr>
-          <w:rFonts w:hint="eastAsia"/>
-          <w:szCs w:val="28"/>
-        </w:rPr>
-        <w:t>珠寶的帘子正隨意懸掛在小小銀</w:t>
-      </w:r>
-      <w:proofErr w:type="gramStart"/>
-      <w:r>
-        <w:rPr>
-          <w:rFonts w:hint="eastAsia"/>
-          <w:szCs w:val="28"/>
-        </w:rPr>
-        <w:t>鉤</w:t>
-      </w:r>
-      <w:proofErr w:type="gramEnd"/>
-      <w:r>
-        <w:rPr>
-          <w:rFonts w:hint="eastAsia"/>
-          <w:szCs w:val="28"/>
-        </w:rPr>
-        <w:t>之上。</w:t>
+        <w:jc w:val="both"/>
+        <w:rPr>
+          <w:rFonts w:hint="eastAsia"/>
+          <w:szCs w:val="28"/>
+        </w:rPr>
+      </w:pPr>
+      <w:r>
+        <w:rPr>
+          <w:rFonts w:hint="eastAsia"/>
+          <w:szCs w:val="28"/>
+        </w:rPr>
+        <w:t>任憑落花在空中自在飛舞，</w:t>
+      </w:r>
+      <w:r>
+        <w:rPr>
+          <w:rFonts w:hint="eastAsia"/>
+          <w:b/>
+          <w:bCs/>
+          <w:szCs w:val="28"/>
+        </w:rPr>
+        <w:t>輕盈</w:t>
+      </w:r>
+      <w:r>
+        <w:rPr>
+          <w:rFonts w:hint="eastAsia"/>
+          <w:szCs w:val="28"/>
+        </w:rPr>
+        <w:t>得如同虛無的夢境；無邊無際的細雨紛飛，細密得就像無限的愁緒。</w:t>
+      </w:r>
+      <w:r>
+        <w:rPr>
+          <w:rFonts w:hint="eastAsia"/>
+          <w:szCs w:val="28"/>
+        </w:rPr>
+        <w:t>綴著珠寶的帘子正隨意懸掛</w:t>
+      </w:r>
+      <w:r>
+        <w:rPr>
+          <w:rFonts w:hint="eastAsia"/>
+          <w:szCs w:val="28"/>
+        </w:rPr>
+        <w:t>在小巧的銀鉤上。</w:t>
       </w:r>
     </w:p>
     <w:p>
@@ -285,14 +210,14 @@
           <w:ilvl w:val="0"/>
           <w:numId w:val="2"/>
         </w:numPr>
-        <w:spacing w:after="0" w:line="440" w:lineRule="exact"/>
-        <w:ind w:leftChars="0" w:left="465" w:right="0"/>
+        <w:spacing w:after="0" w:line="420" w:lineRule="exact"/>
+        <w:ind w:leftChars="0" w:left="284" w:right="0" w:hanging="299"/>
+        <w:jc w:val="both"/>
         <w:rPr>
           <w:color w:val="0F0F0F"/>
           <w:szCs w:val="28"/>
         </w:rPr>
       </w:pPr>
-      <w:proofErr w:type="gramStart"/>
       <w:r>
         <w:rPr>
           <w:rFonts w:hint="eastAsia"/>
@@ -301,7 +226,6 @@
         </w:rPr>
         <w:t>浣溪沙</w:t>
       </w:r>
-      <w:proofErr w:type="gramEnd"/>
       <w:r>
         <w:rPr>
           <w:rFonts w:hint="eastAsia"/>
@@ -310,120 +234,27 @@
         </w:rPr>
         <w:t>：</w:t>
       </w:r>
-      <w:proofErr w:type="gramStart"/>
-      <w:r>
-        <w:rPr>
-          <w:rFonts w:hint="eastAsia"/>
+      <w:r>
+        <w:rPr>
           <w:color w:val="0F0F0F"/>
           <w:szCs w:val="28"/>
         </w:rPr>
-        <w:t>原</w:t>
-      </w:r>
-      <w:r>
-        <w:rPr>
-          <w:rFonts w:hint="eastAsia"/>
+        <w:t>詞牌名。原為</w:t>
+      </w:r>
+      <w:r>
+        <w:rPr>
           <w:color w:val="0F0F0F"/>
           <w:szCs w:val="28"/>
           <w:u w:val="single"/>
         </w:rPr>
-        <w:t>唐</w:t>
-      </w:r>
-      <w:r>
-        <w:rPr>
-          <w:rFonts w:hint="eastAsia"/>
+        <w:t>唐代</w:t>
+      </w:r>
+      <w:r>
+        <w:rPr>
           <w:color w:val="0F0F0F"/>
           <w:szCs w:val="28"/>
         </w:rPr>
-        <w:t>教坊曲</w:t>
-      </w:r>
-      <w:proofErr w:type="gramEnd"/>
-      <w:r>
-        <w:rPr>
-          <w:rFonts w:hint="eastAsia"/>
-          <w:color w:val="0F0F0F"/>
-          <w:szCs w:val="28"/>
-        </w:rPr>
-        <w:t>名，本為舞曲</w:t>
-      </w:r>
-      <w:r>
-        <w:rPr>
-          <w:rFonts w:hint="eastAsia"/>
-          <w:color w:val="0F0F0F"/>
-          <w:szCs w:val="28"/>
-        </w:rPr>
-        <w:t>，</w:t>
-      </w:r>
-      <w:r>
-        <w:rPr>
-          <w:rFonts w:hint="eastAsia"/>
-          <w:color w:val="0F0F0F"/>
-          <w:szCs w:val="28"/>
-        </w:rPr>
-        <w:t>又稱《小庭花》、《滿院春》。</w:t>
-      </w:r>
-      <w:r>
-        <w:rPr>
-          <w:rFonts w:hint="eastAsia"/>
-          <w:color w:val="0F0F0F"/>
-          <w:szCs w:val="28"/>
-        </w:rPr>
-        <w:t>「</w:t>
-      </w:r>
-      <w:r>
-        <w:rPr>
-          <w:rFonts w:hint="eastAsia"/>
-          <w:color w:val="0F0F0F"/>
-          <w:szCs w:val="28"/>
-        </w:rPr>
-        <w:t>沙</w:t>
-      </w:r>
-      <w:r>
-        <w:rPr>
-          <w:rFonts w:hint="eastAsia"/>
-          <w:color w:val="0F0F0F"/>
-          <w:szCs w:val="28"/>
-        </w:rPr>
-        <w:t>」</w:t>
-      </w:r>
-      <w:r>
-        <w:rPr>
-          <w:rFonts w:hint="eastAsia"/>
-          <w:color w:val="0F0F0F"/>
-          <w:szCs w:val="28"/>
-        </w:rPr>
-        <w:t>又作</w:t>
-      </w:r>
-      <w:r>
-        <w:rPr>
-          <w:rFonts w:hint="eastAsia"/>
-          <w:color w:val="0F0F0F"/>
-          <w:szCs w:val="28"/>
-        </w:rPr>
-        <w:t>「</w:t>
-      </w:r>
-      <w:r>
-        <w:rPr>
-          <w:rFonts w:hint="eastAsia"/>
-          <w:color w:val="0F0F0F"/>
-          <w:szCs w:val="28"/>
-        </w:rPr>
-        <w:t>紗</w:t>
-      </w:r>
-      <w:r>
-        <w:rPr>
-          <w:rFonts w:hint="eastAsia"/>
-          <w:color w:val="0F0F0F"/>
-          <w:szCs w:val="28"/>
-        </w:rPr>
-        <w:t>」</w:t>
-      </w:r>
-      <w:r>
-        <w:rPr>
-          <w:rFonts w:hint="eastAsia"/>
-          <w:color w:val="0F0F0F"/>
-          <w:szCs w:val="28"/>
-        </w:rPr>
-        <w:t>。</w:t>
+        <w:t>教坊曲名，後用作詞牌。</w:t>
       </w:r>
     </w:p>
     <w:p>
@@ -433,8 +264,9 @@
           <w:ilvl w:val="0"/>
           <w:numId w:val="2"/>
         </w:numPr>
-        <w:spacing w:after="0" w:line="440" w:lineRule="exact"/>
-        <w:ind w:leftChars="0" w:left="465" w:right="0"/>
+        <w:spacing w:after="0" w:line="420" w:lineRule="exact"/>
+        <w:ind w:leftChars="0" w:left="284" w:right="0" w:hanging="299"/>
+        <w:jc w:val="both"/>
         <w:rPr>
           <w:color w:val="0F0F0F"/>
           <w:szCs w:val="28"/>
@@ -446,7 +278,14 @@
           <w:color w:val="0F0F0F"/>
           <w:szCs w:val="28"/>
         </w:rPr>
-        <w:t>漠漠：像清寒一樣的冷漠。</w:t>
+        <w:t>漠漠：</w:t>
+      </w:r>
+      <w:r>
+        <w:rPr>
+          <w:color w:val="0F0F0F"/>
+          <w:szCs w:val="28"/>
+        </w:rPr>
+        <w:t>形容煙霧、雲氣迷濛的樣子。此處用來描繪春寒籠罩、一片迷茫的氣氛。</w:t>
       </w:r>
     </w:p>
     <w:p>
@@ -456,118 +295,29 @@
           <w:ilvl w:val="0"/>
           <w:numId w:val="2"/>
         </w:numPr>
-        <w:spacing w:after="0" w:line="440" w:lineRule="exact"/>
-        <w:ind w:leftChars="0" w:left="465" w:right="0"/>
-        <w:rPr>
+        <w:spacing w:after="0" w:line="420" w:lineRule="exact"/>
+        <w:ind w:leftChars="0" w:left="284" w:right="0" w:hanging="299"/>
+        <w:jc w:val="both"/>
+        <w:rPr>
+          <w:rFonts w:hint="eastAsia"/>
           <w:color w:val="0F0F0F"/>
           <w:szCs w:val="28"/>
         </w:rPr>
       </w:pPr>
-      <w:proofErr w:type="gramStart"/>
       <w:r>
         <w:rPr>
           <w:rFonts w:hint="eastAsia"/>
           <w:color w:val="0F0F0F"/>
           <w:szCs w:val="28"/>
         </w:rPr>
-        <w:t>輕寒</w:t>
-      </w:r>
-      <w:proofErr w:type="gramEnd"/>
-      <w:r>
-        <w:rPr>
-          <w:rFonts w:hint="eastAsia"/>
+        <w:t>輕寒：</w:t>
+      </w:r>
+      <w:r>
+        <w:rPr>
           <w:color w:val="0F0F0F"/>
           <w:szCs w:val="28"/>
         </w:rPr>
-        <w:t>：</w:t>
-      </w:r>
-      <w:proofErr w:type="gramStart"/>
-      <w:r>
-        <w:rPr>
-          <w:rFonts w:hint="eastAsia"/>
-          <w:color w:val="0F0F0F"/>
-          <w:szCs w:val="28"/>
-        </w:rPr>
-        <w:t>薄寒</w:t>
-      </w:r>
-      <w:proofErr w:type="gramEnd"/>
-      <w:r>
-        <w:rPr>
-          <w:rFonts w:hint="eastAsia"/>
-          <w:color w:val="0F0F0F"/>
-          <w:szCs w:val="28"/>
-        </w:rPr>
-        <w:t>，有別於嚴寒和料峭</w:t>
-      </w:r>
-      <w:r>
-        <w:rPr>
-          <w:rFonts w:hint="eastAsia"/>
-          <w:color w:val="0F0F0F"/>
-          <w:szCs w:val="28"/>
-        </w:rPr>
-        <w:t>(</w:t>
-      </w:r>
-      <w:proofErr w:type="gramStart"/>
-      <w:r>
-        <w:rPr>
-          <w:rFonts w:hint="eastAsia"/>
-          <w:color w:val="FF0000"/>
-          <w:sz w:val="16"/>
-          <w:szCs w:val="16"/>
-        </w:rPr>
-        <w:t>ㄑㄧㄠˋ</w:t>
-      </w:r>
-      <w:proofErr w:type="gramEnd"/>
-      <w:r>
-        <w:rPr>
-          <w:rFonts w:hint="eastAsia"/>
-          <w:color w:val="0F0F0F"/>
-          <w:szCs w:val="28"/>
-        </w:rPr>
-        <w:t>)</w:t>
-      </w:r>
-      <w:r>
-        <w:rPr>
-          <w:rFonts w:hint="eastAsia"/>
-          <w:color w:val="0F0F0F"/>
-          <w:szCs w:val="28"/>
-        </w:rPr>
-        <w:t>春寒。</w:t>
-      </w:r>
-    </w:p>
-    <w:p>
-      <w:pPr>
-        <w:pStyle w:val="a9"/>
-        <w:spacing w:after="0" w:line="440" w:lineRule="exact"/>
-        <w:ind w:leftChars="0" w:left="465" w:right="0" w:firstLine="0"/>
-        <w:rPr>
-          <w:color w:val="0F0F0F"/>
-          <w:szCs w:val="28"/>
-        </w:rPr>
-      </w:pPr>
-      <w:r>
-        <w:rPr>
-          <w:rFonts w:hint="eastAsia"/>
-          <w:color w:val="0F0F0F"/>
-          <w:szCs w:val="28"/>
-        </w:rPr>
-        <w:t>料峭</w:t>
-      </w:r>
-      <w:r>
-        <w:rPr>
-          <w:rFonts w:hint="eastAsia"/>
-          <w:color w:val="0F0F0F"/>
-          <w:szCs w:val="28"/>
-        </w:rPr>
-        <w:t>：</w:t>
-      </w:r>
-      <w:r>
-        <w:rPr>
-          <w:rFonts w:hint="eastAsia"/>
-          <w:color w:val="0F0F0F"/>
-          <w:szCs w:val="28"/>
-        </w:rPr>
-        <w:t>形容微寒。【例】每逢春寒料峭時節，杜鵑花開滿整個山頭。</w:t>
+        <w:t>微寒、淡淡的寒意。指暮春時節不甚蕭瑟、卻又透著絲絲涼意的氣候。</w:t>
       </w:r>
     </w:p>
     <w:p>
@@ -577,14 +327,14 @@
           <w:ilvl w:val="0"/>
           <w:numId w:val="2"/>
         </w:numPr>
-        <w:spacing w:after="0" w:line="440" w:lineRule="exact"/>
-        <w:ind w:leftChars="0" w:left="465" w:right="0"/>
+        <w:spacing w:after="0" w:line="420" w:lineRule="exact"/>
+        <w:ind w:leftChars="0" w:left="284" w:right="0" w:hanging="299"/>
+        <w:jc w:val="both"/>
         <w:rPr>
           <w:color w:val="0F0F0F"/>
           <w:szCs w:val="28"/>
         </w:rPr>
       </w:pPr>
-      <w:proofErr w:type="gramStart"/>
       <w:r>
         <w:rPr>
           <w:rFonts w:hint="eastAsia"/>
@@ -593,14 +343,12 @@
         </w:rPr>
         <w:t>曉陰：</w:t>
       </w:r>
-      <w:proofErr w:type="gramEnd"/>
-      <w:r>
-        <w:rPr>
-          <w:rFonts w:hint="eastAsia"/>
+      <w:r>
+        <w:rPr>
           <w:color w:val="0F0F0F"/>
           <w:szCs w:val="28"/>
         </w:rPr>
-        <w:t>早晨天陰著。</w:t>
+        <w:t>早晨陰沉的天氣。</w:t>
       </w:r>
     </w:p>
     <w:p>
@@ -610,8 +358,9 @@
           <w:ilvl w:val="0"/>
           <w:numId w:val="2"/>
         </w:numPr>
-        <w:spacing w:after="0" w:line="440" w:lineRule="exact"/>
-        <w:ind w:leftChars="0" w:left="465" w:right="0"/>
+        <w:spacing w:after="0" w:line="420" w:lineRule="exact"/>
+        <w:ind w:leftChars="0" w:left="284" w:right="0" w:hanging="299"/>
+        <w:jc w:val="both"/>
         <w:rPr>
           <w:color w:val="0F0F0F"/>
           <w:szCs w:val="28"/>
@@ -623,7 +372,14 @@
           <w:color w:val="0F0F0F"/>
           <w:szCs w:val="28"/>
         </w:rPr>
-        <w:t>無賴：詞人厭惡之語。</w:t>
+        <w:t>無賴：</w:t>
+      </w:r>
+      <w:r>
+        <w:rPr>
+          <w:color w:val="0F0F0F"/>
+          <w:szCs w:val="28"/>
+        </w:rPr>
+        <w:t>此處並非指品行不端，而是指人無可奈何、討厭或糾纏不休的樣子。用來形容早晨陰冷天氣令人感到煩悶、難以排遣。</w:t>
       </w:r>
     </w:p>
     <w:p>
@@ -633,30 +389,28 @@
           <w:ilvl w:val="0"/>
           <w:numId w:val="2"/>
         </w:numPr>
-        <w:spacing w:after="0" w:line="440" w:lineRule="exact"/>
-        <w:ind w:leftChars="0" w:left="465" w:right="0"/>
+        <w:spacing w:after="0" w:line="420" w:lineRule="exact"/>
+        <w:ind w:leftChars="0" w:left="284" w:right="0" w:hanging="299"/>
+        <w:jc w:val="both"/>
         <w:rPr>
           <w:color w:val="0F0F0F"/>
           <w:szCs w:val="28"/>
         </w:rPr>
       </w:pPr>
-      <w:proofErr w:type="gramStart"/>
       <w:r>
         <w:rPr>
           <w:rFonts w:hint="eastAsia"/>
           <w:color w:val="0F0F0F"/>
           <w:szCs w:val="28"/>
         </w:rPr>
-        <w:t>窮秋</w:t>
-      </w:r>
-      <w:proofErr w:type="gramEnd"/>
-      <w:r>
-        <w:rPr>
-          <w:rFonts w:hint="eastAsia"/>
+        <w:t>窮秋：</w:t>
+      </w:r>
+      <w:r>
+        <w:rPr>
           <w:color w:val="0F0F0F"/>
           <w:szCs w:val="28"/>
         </w:rPr>
-        <w:t>：秋天走到了盡頭。</w:t>
+        <w:t>深秋、暮秋。因秋天是一季的盡頭，故稱「窮秋」。此處以深秋的蕭瑟冷清，來比喻暮春清晨的陰寒。</w:t>
       </w:r>
     </w:p>
     <w:p>
@@ -666,8 +420,9 @@
           <w:ilvl w:val="0"/>
           <w:numId w:val="2"/>
         </w:numPr>
-        <w:spacing w:after="0" w:line="440" w:lineRule="exact"/>
-        <w:ind w:leftChars="0" w:left="465" w:right="0"/>
+        <w:spacing w:after="0" w:line="420" w:lineRule="exact"/>
+        <w:ind w:leftChars="0" w:left="284" w:right="0" w:hanging="299"/>
+        <w:jc w:val="both"/>
         <w:rPr>
           <w:color w:val="0F0F0F"/>
           <w:szCs w:val="28"/>
@@ -679,7 +434,14 @@
           <w:color w:val="0F0F0F"/>
           <w:szCs w:val="28"/>
         </w:rPr>
-        <w:t>淡煙流水：畫屏上輕煙淡淡，流水潺潺。</w:t>
+        <w:t>淡煙流水：</w:t>
+      </w:r>
+      <w:r>
+        <w:rPr>
+          <w:color w:val="0F0F0F"/>
+          <w:szCs w:val="28"/>
+        </w:rPr>
+        <w:t>淡薄的煙霧與流淌的江水。詞中指畫屏上所繪製的朦朧山水景色。</w:t>
       </w:r>
     </w:p>
     <w:p>
@@ -689,8 +451,9 @@
           <w:ilvl w:val="0"/>
           <w:numId w:val="2"/>
         </w:numPr>
-        <w:spacing w:after="0" w:line="440" w:lineRule="exact"/>
-        <w:ind w:leftChars="0" w:left="465" w:right="0"/>
+        <w:spacing w:after="0" w:line="420" w:lineRule="exact"/>
+        <w:ind w:leftChars="0" w:left="284" w:right="0" w:hanging="299"/>
+        <w:jc w:val="both"/>
         <w:rPr>
           <w:color w:val="0F0F0F"/>
           <w:szCs w:val="28"/>
@@ -702,7 +465,14 @@
           <w:color w:val="0F0F0F"/>
           <w:szCs w:val="28"/>
         </w:rPr>
-        <w:t>幽：意境悠遠。</w:t>
+        <w:t>幽：</w:t>
+      </w:r>
+      <w:r>
+        <w:rPr>
+          <w:color w:val="0F0F0F"/>
+          <w:szCs w:val="28"/>
+        </w:rPr>
+        <w:t>深遠、幽靜、清冷。形容室內畫屏景致的深邃，也映襯出環境與心境的孤寂。</w:t>
       </w:r>
     </w:p>
     <w:p>
@@ -712,30 +482,28 @@
           <w:ilvl w:val="0"/>
           <w:numId w:val="2"/>
         </w:numPr>
-        <w:spacing w:after="0" w:line="440" w:lineRule="exact"/>
-        <w:ind w:leftChars="0" w:left="465" w:right="0"/>
+        <w:spacing w:after="0" w:line="420" w:lineRule="exact"/>
+        <w:ind w:leftChars="0" w:left="284" w:right="0" w:hanging="299"/>
+        <w:jc w:val="both"/>
         <w:rPr>
           <w:color w:val="0F0F0F"/>
           <w:szCs w:val="28"/>
         </w:rPr>
       </w:pPr>
-      <w:proofErr w:type="gramStart"/>
       <w:r>
         <w:rPr>
           <w:rFonts w:hint="eastAsia"/>
           <w:color w:val="0F0F0F"/>
           <w:szCs w:val="28"/>
         </w:rPr>
-        <w:t>絲雨</w:t>
-      </w:r>
-      <w:proofErr w:type="gramEnd"/>
-      <w:r>
-        <w:rPr>
-          <w:rFonts w:hint="eastAsia"/>
+        <w:t>絲雨：</w:t>
+      </w:r>
+      <w:r>
+        <w:rPr>
           <w:color w:val="0F0F0F"/>
           <w:szCs w:val="28"/>
         </w:rPr>
-        <w:t>：細雨。</w:t>
+        <w:t>像絲線一樣細密的雨。形容暮春時分細雨綿綿的狀態。</w:t>
       </w:r>
     </w:p>
     <w:p>
@@ -745,14 +513,14 @@
           <w:ilvl w:val="0"/>
           <w:numId w:val="2"/>
         </w:numPr>
-        <w:spacing w:after="0" w:line="440" w:lineRule="exact"/>
-        <w:ind w:leftChars="0" w:left="465" w:right="0"/>
+        <w:spacing w:after="0" w:line="420" w:lineRule="exact"/>
+        <w:ind w:leftChars="0" w:left="284" w:right="0" w:hanging="426"/>
+        <w:jc w:val="both"/>
         <w:rPr>
           <w:color w:val="0F0F0F"/>
           <w:szCs w:val="28"/>
         </w:rPr>
       </w:pPr>
-      <w:proofErr w:type="gramStart"/>
       <w:r>
         <w:rPr>
           <w:rFonts w:hint="eastAsia"/>
@@ -761,14 +529,12 @@
         </w:rPr>
         <w:t>寶簾：</w:t>
       </w:r>
-      <w:proofErr w:type="gramEnd"/>
-      <w:r>
-        <w:rPr>
-          <w:rFonts w:hint="eastAsia"/>
+      <w:r>
+        <w:rPr>
           <w:color w:val="0F0F0F"/>
           <w:szCs w:val="28"/>
         </w:rPr>
-        <w:t>綴著珠寶的帘子，指華麗的簾幕。</w:t>
+        <w:t>裝飾華美、珍貴的窗簾或門簾。</w:t>
       </w:r>
     </w:p>
     <w:p>
@@ -778,36 +544,48 @@
           <w:ilvl w:val="0"/>
           <w:numId w:val="2"/>
         </w:numPr>
-        <w:spacing w:after="0" w:line="440" w:lineRule="exact"/>
-        <w:ind w:leftChars="0" w:left="465" w:right="0"/>
-        <w:rPr>
+        <w:spacing w:after="0" w:line="420" w:lineRule="exact"/>
+        <w:ind w:leftChars="0" w:left="284" w:right="0" w:hanging="426"/>
+        <w:jc w:val="both"/>
+        <w:rPr>
+          <w:szCs w:val="28"/>
+        </w:rPr>
+      </w:pPr>
+      <w:r>
+        <w:rPr>
+          <w:rFonts w:hint="eastAsia"/>
           <w:color w:val="0F0F0F"/>
           <w:szCs w:val="28"/>
         </w:rPr>
-      </w:pPr>
-      <w:proofErr w:type="gramStart"/>
-      <w:r>
-        <w:rPr>
-          <w:rFonts w:hint="eastAsia"/>
+        <w:t>閒掛：</w:t>
+      </w:r>
+      <w:r>
+        <w:rPr>
           <w:color w:val="0F0F0F"/>
           <w:szCs w:val="28"/>
         </w:rPr>
-        <w:t>閒</w:t>
-      </w:r>
-      <w:proofErr w:type="gramEnd"/>
-      <w:r>
-        <w:rPr>
-          <w:rFonts w:hint="eastAsia"/>
+        <w:t>閒適而隨意地掛著。指捲起並固定在銀鉤上的竹簾無人動作，呈現出一種靜止</w:t>
+      </w:r>
+      <w:r>
+        <w:rPr>
           <w:color w:val="0F0F0F"/>
           <w:szCs w:val="28"/>
         </w:rPr>
-        <w:t>掛：很隨意地掛著。</w:t>
+        <w:br/>
+      </w:r>
+      <w:r>
+        <w:rPr>
+          <w:color w:val="0F0F0F"/>
+          <w:szCs w:val="28"/>
+        </w:rPr>
+        <w:t>、空寂的狀態。</w:t>
       </w:r>
     </w:p>
     <w:p>
       <w:pPr>
-        <w:spacing w:beforeLines="100" w:before="240" w:after="0" w:line="400" w:lineRule="exact"/>
-        <w:ind w:left="-6" w:right="0" w:hanging="11"/>
+        <w:pStyle w:val="a9"/>
+        <w:spacing w:beforeLines="50" w:before="120" w:after="0" w:line="440" w:lineRule="exact"/>
+        <w:ind w:leftChars="0" w:left="-6" w:right="0" w:firstLine="0"/>
         <w:rPr>
           <w:szCs w:val="28"/>
         </w:rPr>
@@ -826,1063 +604,396 @@
       <w:pPr>
         <w:spacing w:after="0" w:line="440" w:lineRule="exact"/>
         <w:ind w:left="-6" w:right="0" w:hanging="11"/>
-        <w:rPr>
+        <w:jc w:val="both"/>
+      </w:pPr>
+      <w:r>
+        <w:rPr>
+          <w:rFonts w:hint="eastAsia"/>
           <w:bCs/>
           <w:szCs w:val="28"/>
         </w:rPr>
-      </w:pPr>
-      <w:r>
-        <w:rPr>
-          <w:rFonts w:hint="eastAsia"/>
+        <w:t xml:space="preserve">    </w:t>
+      </w:r>
+      <w:r>
+        <w:rPr>
           <w:bCs/>
           <w:szCs w:val="28"/>
-        </w:rPr>
-        <w:t xml:space="preserve">    </w:t>
-      </w:r>
-      <w:proofErr w:type="gramStart"/>
-      <w:r>
-        <w:rPr>
-          <w:rFonts w:hint="eastAsia"/>
+          <w:u w:val="single"/>
+        </w:rPr>
+        <w:t>北宋</w:t>
+      </w:r>
+      <w:r>
+        <w:rPr>
           <w:bCs/>
           <w:szCs w:val="28"/>
         </w:rPr>
-        <w:t>全詞以</w:t>
-      </w:r>
-      <w:r>
-        <w:rPr>
-          <w:rFonts w:hint="eastAsia"/>
+        <w:t>詞人</w:t>
+      </w:r>
+      <w:r>
+        <w:rPr>
+          <w:bCs/>
+          <w:szCs w:val="28"/>
+          <w:u w:val="single"/>
+        </w:rPr>
+        <w:t>秦觀</w:t>
+      </w:r>
+      <w:r>
+        <w:rPr>
+          <w:bCs/>
+          <w:szCs w:val="28"/>
+        </w:rPr>
+        <w:t>（字</w:t>
+      </w:r>
+      <w:r>
+        <w:rPr>
+          <w:bCs/>
+          <w:szCs w:val="28"/>
+          <w:u w:val="single"/>
+        </w:rPr>
+        <w:t>少游</w:t>
+      </w:r>
+      <w:r>
+        <w:rPr>
+          <w:bCs/>
+          <w:szCs w:val="28"/>
+        </w:rPr>
+        <w:t>）以</w:t>
+      </w:r>
+      <w:r>
+        <w:rPr>
           <w:b/>
           <w:szCs w:val="28"/>
         </w:rPr>
-        <w:t>輕淺</w:t>
-      </w:r>
-      <w:proofErr w:type="gramEnd"/>
-      <w:r>
-        <w:rPr>
-          <w:rFonts w:hint="eastAsia"/>
+        <w:t>情詞</w:t>
+      </w:r>
+      <w:r>
+        <w:rPr>
           <w:bCs/>
           <w:szCs w:val="28"/>
         </w:rPr>
-        <w:t>的色調、</w:t>
-      </w:r>
-      <w:r>
-        <w:rPr>
-          <w:rFonts w:hint="eastAsia"/>
-          <w:b/>
-          <w:szCs w:val="28"/>
-        </w:rPr>
-        <w:t>幽</w:t>
-      </w:r>
-      <w:proofErr w:type="gramStart"/>
-      <w:r>
-        <w:rPr>
-          <w:rFonts w:hint="eastAsia"/>
-          <w:b/>
-          <w:szCs w:val="28"/>
-        </w:rPr>
-        <w:t>渺</w:t>
-      </w:r>
-      <w:proofErr w:type="gramEnd"/>
-      <w:r>
-        <w:rPr>
-          <w:rFonts w:hint="eastAsia"/>
-          <w:bCs/>
-          <w:szCs w:val="28"/>
-        </w:rPr>
-        <w:t>的意境，描繪一個女子</w:t>
-      </w:r>
-      <w:proofErr w:type="gramStart"/>
-      <w:r>
-        <w:rPr>
-          <w:rFonts w:hint="eastAsia"/>
-          <w:bCs/>
-          <w:szCs w:val="28"/>
-        </w:rPr>
-        <w:t>在春陰的</w:t>
-      </w:r>
-      <w:proofErr w:type="gramEnd"/>
-      <w:r>
-        <w:rPr>
-          <w:rFonts w:hint="eastAsia"/>
-          <w:bCs/>
-          <w:szCs w:val="28"/>
-        </w:rPr>
-        <w:t>懷抱</w:t>
-      </w:r>
-      <w:r>
-        <w:rPr>
-          <w:rFonts w:hint="eastAsia"/>
-          <w:bCs/>
-          <w:szCs w:val="28"/>
-        </w:rPr>
-        <w:t>裡</w:t>
-      </w:r>
-      <w:r>
-        <w:rPr>
-          <w:rFonts w:hint="eastAsia"/>
-          <w:bCs/>
-          <w:szCs w:val="28"/>
-        </w:rPr>
-        <w:t>所生</w:t>
-      </w:r>
-      <w:r>
-        <w:rPr>
-          <w:rFonts w:hint="eastAsia"/>
-          <w:bCs/>
-          <w:szCs w:val="28"/>
-        </w:rPr>
-        <w:t>發</w:t>
-      </w:r>
-      <w:r>
-        <w:rPr>
-          <w:rFonts w:hint="eastAsia"/>
-          <w:bCs/>
-          <w:szCs w:val="28"/>
-        </w:rPr>
-        <w:t>的淡淡哀愁和輕輕寂寞。</w:t>
-      </w:r>
-      <w:proofErr w:type="gramStart"/>
-      <w:r>
-        <w:rPr>
-          <w:rFonts w:hint="eastAsia"/>
-          <w:bCs/>
-          <w:szCs w:val="28"/>
-        </w:rPr>
-        <w:t>全詞含蓄</w:t>
-      </w:r>
-      <w:proofErr w:type="gramEnd"/>
-      <w:r>
-        <w:rPr>
-          <w:rFonts w:hint="eastAsia"/>
-          <w:bCs/>
-          <w:szCs w:val="28"/>
-        </w:rPr>
-        <w:t>有味，令人回味無窮，</w:t>
-      </w:r>
-      <w:proofErr w:type="gramStart"/>
-      <w:r>
-        <w:rPr>
-          <w:rFonts w:hint="eastAsia"/>
-          <w:bCs/>
-          <w:szCs w:val="28"/>
-        </w:rPr>
-        <w:t>一</w:t>
-      </w:r>
-      <w:proofErr w:type="gramEnd"/>
-      <w:r>
-        <w:rPr>
-          <w:rFonts w:hint="eastAsia"/>
-          <w:bCs/>
-          <w:szCs w:val="28"/>
-        </w:rPr>
-        <w:t>詠三嘆。</w:t>
-      </w:r>
-    </w:p>
-    <w:p>
-      <w:pPr>
-        <w:spacing w:after="0" w:line="440" w:lineRule="exact"/>
-        <w:ind w:left="-6" w:right="0" w:hanging="11"/>
-        <w:rPr>
-          <w:bCs/>
-          <w:szCs w:val="28"/>
-        </w:rPr>
-      </w:pPr>
-      <w:r>
-        <w:rPr>
-          <w:rFonts w:hint="eastAsia"/>
-          <w:bCs/>
-          <w:szCs w:val="28"/>
-        </w:rPr>
-        <w:t xml:space="preserve">    </w:t>
-      </w:r>
-      <w:r>
-        <w:rPr>
-          <w:rFonts w:hint="eastAsia"/>
-          <w:b/>
-          <w:szCs w:val="28"/>
-        </w:rPr>
-        <w:t>暮春</w:t>
-      </w:r>
-      <w:r>
-        <w:rPr>
-          <w:rFonts w:hint="eastAsia"/>
-          <w:bCs/>
-          <w:szCs w:val="28"/>
-        </w:rPr>
-        <w:t>三月，人在小樓。一早起來，</w:t>
-      </w:r>
-      <w:r>
-        <w:rPr>
-          <w:rFonts w:hint="eastAsia"/>
-          <w:b/>
-          <w:szCs w:val="28"/>
-        </w:rPr>
-        <w:t>陰霾</w:t>
-      </w:r>
-      <w:r>
-        <w:rPr>
-          <w:rFonts w:hint="eastAsia"/>
-          <w:bCs/>
-          <w:szCs w:val="28"/>
-        </w:rPr>
-        <w:t>不開，輕寒</w:t>
-      </w:r>
-      <w:proofErr w:type="gramStart"/>
-      <w:r>
-        <w:rPr>
-          <w:rFonts w:hint="eastAsia"/>
-          <w:b/>
-          <w:szCs w:val="28"/>
-        </w:rPr>
-        <w:t>惻惻</w:t>
-      </w:r>
-      <w:proofErr w:type="gramEnd"/>
-      <w:r>
-        <w:rPr>
-          <w:rFonts w:hint="eastAsia"/>
-          <w:bCs/>
-          <w:szCs w:val="28"/>
-        </w:rPr>
-        <w:t>。</w:t>
-      </w:r>
-      <w:r>
-        <w:rPr>
-          <w:rFonts w:hint="eastAsia"/>
-          <w:bCs/>
-          <w:szCs w:val="28"/>
-        </w:rPr>
-        <w:t>「</w:t>
-      </w:r>
-      <w:proofErr w:type="gramStart"/>
-      <w:r>
-        <w:rPr>
-          <w:bCs/>
-          <w:szCs w:val="28"/>
-        </w:rPr>
-        <w:t>節過清明冷似秋</w:t>
-      </w:r>
-      <w:proofErr w:type="gramEnd"/>
-      <w:r>
-        <w:rPr>
-          <w:rFonts w:hint="eastAsia"/>
-          <w:bCs/>
-          <w:szCs w:val="28"/>
-        </w:rPr>
-        <w:t>」</w:t>
-      </w:r>
-      <w:r>
-        <w:rPr>
-          <w:bCs/>
-          <w:szCs w:val="28"/>
-        </w:rPr>
-        <w:t>，對這種天氣，畏寒不出的詞人十分厭惡，不禁</w:t>
-      </w:r>
-      <w:r>
-        <w:rPr>
-          <w:b/>
-          <w:szCs w:val="28"/>
-        </w:rPr>
-        <w:t>詛咒</w:t>
-      </w:r>
-      <w:r>
-        <w:rPr>
-          <w:bCs/>
-          <w:szCs w:val="28"/>
-        </w:rPr>
-        <w:t>了一聲</w:t>
-      </w:r>
-      <w:r>
-        <w:rPr>
-          <w:rFonts w:hint="eastAsia"/>
-          <w:bCs/>
-          <w:szCs w:val="28"/>
-        </w:rPr>
-        <w:t>「</w:t>
-      </w:r>
-      <w:r>
-        <w:rPr>
-          <w:bCs/>
-          <w:szCs w:val="28"/>
-        </w:rPr>
-        <w:t>無賴</w:t>
-      </w:r>
-      <w:r>
-        <w:rPr>
-          <w:rFonts w:hint="eastAsia"/>
-          <w:bCs/>
-          <w:szCs w:val="28"/>
-        </w:rPr>
-        <w:t>」</w:t>
-      </w:r>
-      <w:r>
-        <w:rPr>
-          <w:bCs/>
-          <w:szCs w:val="28"/>
-        </w:rPr>
-        <w:t>。回頭看看室內，畫屏上一幅《淡煙流水圖》，</w:t>
-      </w:r>
-      <w:bookmarkStart w:id="0" w:name="_Hlk140864451"/>
-      <w:proofErr w:type="gramStart"/>
-      <w:r>
-        <w:rPr>
-          <w:b/>
-          <w:szCs w:val="28"/>
-        </w:rPr>
-        <w:t>迷濛淡遠</w:t>
-      </w:r>
-      <w:bookmarkEnd w:id="0"/>
-      <w:proofErr w:type="gramEnd"/>
-      <w:r>
-        <w:rPr>
-          <w:bCs/>
-          <w:szCs w:val="28"/>
-        </w:rPr>
-        <w:t>，</w:t>
-      </w:r>
-      <w:r>
-        <w:rPr>
-          <w:b/>
-          <w:szCs w:val="28"/>
-        </w:rPr>
-        <w:t>撩人</w:t>
-      </w:r>
-      <w:r>
-        <w:rPr>
-          <w:bCs/>
-          <w:szCs w:val="28"/>
-        </w:rPr>
-        <w:t>意緒，於是</w:t>
-      </w:r>
-      <w:proofErr w:type="gramStart"/>
-      <w:r>
-        <w:rPr>
-          <w:bCs/>
-          <w:szCs w:val="28"/>
-        </w:rPr>
-        <w:t>一絲春愁油然而生</w:t>
-      </w:r>
-      <w:proofErr w:type="gramEnd"/>
-      <w:r>
-        <w:rPr>
-          <w:bCs/>
-          <w:szCs w:val="28"/>
-        </w:rPr>
-        <w:t>。他定睛望了望窗外：落花隨著微風，自在飄舞，宛如夢幻；纖細的小雨，無邊無際，</w:t>
-      </w:r>
-      <w:proofErr w:type="gramStart"/>
-      <w:r>
-        <w:rPr>
-          <w:bCs/>
-          <w:szCs w:val="28"/>
-        </w:rPr>
-        <w:t>好似愁絲</w:t>
-      </w:r>
-      <w:proofErr w:type="gramEnd"/>
-      <w:r>
-        <w:rPr>
-          <w:bCs/>
-          <w:szCs w:val="28"/>
-        </w:rPr>
-        <w:t>。</w:t>
-      </w:r>
-      <w:r>
-        <w:rPr>
-          <w:rFonts w:hint="eastAsia"/>
-          <w:bCs/>
-          <w:szCs w:val="28"/>
-        </w:rPr>
-        <w:t>「</w:t>
-      </w:r>
-      <w:r>
-        <w:rPr>
-          <w:bCs/>
-          <w:szCs w:val="28"/>
-        </w:rPr>
-        <w:t>飛花</w:t>
-      </w:r>
-      <w:r>
-        <w:rPr>
-          <w:rFonts w:hint="eastAsia"/>
-          <w:bCs/>
-          <w:szCs w:val="28"/>
-        </w:rPr>
-        <w:t>」</w:t>
-      </w:r>
-      <w:r>
-        <w:rPr>
-          <w:bCs/>
-          <w:szCs w:val="28"/>
-        </w:rPr>
-        <w:t>和</w:t>
-      </w:r>
-      <w:r>
-        <w:rPr>
-          <w:rFonts w:hint="eastAsia"/>
-          <w:bCs/>
-          <w:szCs w:val="28"/>
-        </w:rPr>
-        <w:t>「</w:t>
-      </w:r>
-      <w:r>
-        <w:rPr>
-          <w:bCs/>
-          <w:szCs w:val="28"/>
-        </w:rPr>
-        <w:t>夢</w:t>
-      </w:r>
-      <w:r>
-        <w:rPr>
-          <w:rFonts w:hint="eastAsia"/>
-          <w:bCs/>
-          <w:szCs w:val="28"/>
-        </w:rPr>
-        <w:t>」</w:t>
-      </w:r>
-      <w:r>
-        <w:rPr>
-          <w:bCs/>
-          <w:szCs w:val="28"/>
-        </w:rPr>
-        <w:t>、</w:t>
-      </w:r>
-      <w:r>
-        <w:rPr>
-          <w:rFonts w:hint="eastAsia"/>
-          <w:bCs/>
-          <w:szCs w:val="28"/>
-        </w:rPr>
-        <w:t>「</w:t>
-      </w:r>
-      <w:proofErr w:type="gramStart"/>
-      <w:r>
-        <w:rPr>
-          <w:bCs/>
-          <w:szCs w:val="28"/>
-        </w:rPr>
-        <w:t>絲雨</w:t>
-      </w:r>
-      <w:proofErr w:type="gramEnd"/>
-      <w:r>
-        <w:rPr>
-          <w:rFonts w:hint="eastAsia"/>
-          <w:bCs/>
-          <w:szCs w:val="28"/>
-        </w:rPr>
-        <w:t>」</w:t>
-      </w:r>
-      <w:r>
-        <w:rPr>
-          <w:bCs/>
-          <w:szCs w:val="28"/>
-        </w:rPr>
-        <w:t>和</w:t>
-      </w:r>
-      <w:r>
-        <w:rPr>
-          <w:rFonts w:hint="eastAsia"/>
-          <w:bCs/>
-          <w:szCs w:val="28"/>
-        </w:rPr>
-        <w:t>「</w:t>
-      </w:r>
-      <w:r>
-        <w:rPr>
-          <w:bCs/>
-          <w:szCs w:val="28"/>
-        </w:rPr>
-        <w:t>愁</w:t>
-      </w:r>
-      <w:r>
-        <w:rPr>
-          <w:rFonts w:hint="eastAsia"/>
-          <w:bCs/>
-          <w:szCs w:val="28"/>
-        </w:rPr>
-        <w:t>」</w:t>
-      </w:r>
-      <w:r>
-        <w:rPr>
-          <w:bCs/>
-          <w:szCs w:val="28"/>
-        </w:rPr>
-        <w:t>，</w:t>
-      </w:r>
-      <w:proofErr w:type="gramStart"/>
-      <w:r>
-        <w:rPr>
-          <w:bCs/>
-          <w:szCs w:val="28"/>
-        </w:rPr>
-        <w:t>一</w:t>
-      </w:r>
-      <w:proofErr w:type="gramEnd"/>
-      <w:r>
-        <w:rPr>
-          <w:bCs/>
-          <w:szCs w:val="28"/>
-        </w:rPr>
-        <w:t>具體、</w:t>
-      </w:r>
-      <w:proofErr w:type="gramStart"/>
-      <w:r>
-        <w:rPr>
-          <w:bCs/>
-          <w:szCs w:val="28"/>
-        </w:rPr>
-        <w:t>一</w:t>
-      </w:r>
-      <w:proofErr w:type="gramEnd"/>
-      <w:r>
-        <w:rPr>
-          <w:bCs/>
-          <w:szCs w:val="28"/>
-        </w:rPr>
-        <w:t>抽象，原本</w:t>
-      </w:r>
-      <w:proofErr w:type="gramStart"/>
-      <w:r>
-        <w:rPr>
-          <w:b/>
-          <w:szCs w:val="28"/>
-        </w:rPr>
-        <w:t>邈不相涉</w:t>
-      </w:r>
-      <w:proofErr w:type="gramEnd"/>
-      <w:r>
-        <w:rPr>
-          <w:bCs/>
-          <w:szCs w:val="28"/>
-        </w:rPr>
-        <w:t>，但詞人卻發現了它們之間有</w:t>
-      </w:r>
-      <w:r>
-        <w:rPr>
-          <w:rFonts w:hint="eastAsia"/>
-          <w:bCs/>
-          <w:szCs w:val="28"/>
-        </w:rPr>
-        <w:t>「</w:t>
-      </w:r>
-      <w:r>
-        <w:rPr>
-          <w:bCs/>
-          <w:szCs w:val="28"/>
-        </w:rPr>
-        <w:t>輕</w:t>
-      </w:r>
-      <w:r>
-        <w:rPr>
-          <w:rFonts w:hint="eastAsia"/>
-          <w:bCs/>
-          <w:szCs w:val="28"/>
-        </w:rPr>
-        <w:t>」</w:t>
-      </w:r>
-      <w:r>
-        <w:rPr>
-          <w:bCs/>
-          <w:szCs w:val="28"/>
-        </w:rPr>
-        <w:t>和</w:t>
-      </w:r>
-      <w:r>
-        <w:rPr>
-          <w:rFonts w:hint="eastAsia"/>
-          <w:bCs/>
-          <w:szCs w:val="28"/>
-        </w:rPr>
-        <w:t>「</w:t>
-      </w:r>
-      <w:r>
-        <w:rPr>
-          <w:bCs/>
-          <w:szCs w:val="28"/>
-        </w:rPr>
-        <w:t>細</w:t>
-      </w:r>
-      <w:r>
-        <w:rPr>
-          <w:rFonts w:hint="eastAsia"/>
-          <w:bCs/>
-          <w:szCs w:val="28"/>
-        </w:rPr>
-        <w:t>」</w:t>
-      </w:r>
-      <w:r>
-        <w:rPr>
-          <w:bCs/>
-          <w:szCs w:val="28"/>
-        </w:rPr>
-        <w:t>這兩</w:t>
-      </w:r>
-      <w:proofErr w:type="gramStart"/>
-      <w:r>
-        <w:rPr>
-          <w:bCs/>
-          <w:szCs w:val="28"/>
-        </w:rPr>
-        <w:t>個</w:t>
-      </w:r>
-      <w:proofErr w:type="gramEnd"/>
-      <w:r>
-        <w:rPr>
-          <w:bCs/>
-          <w:szCs w:val="28"/>
-        </w:rPr>
-        <w:t>共同點，就將四樣原來毫不相干的東西聯成兩組，構成了既恰當又新奇的比喻。一般的比喻，都是以具體的事物去形容抽</w:t>
-      </w:r>
-      <w:r>
-        <w:rPr>
-          <w:rFonts w:hint="eastAsia"/>
-          <w:bCs/>
-          <w:szCs w:val="28"/>
-        </w:rPr>
-        <w:t>象的事物，或者說，以容易捉摸的事物去比</w:t>
-      </w:r>
-      <w:r>
-        <w:rPr>
-          <w:rFonts w:hint="eastAsia"/>
-          <w:bCs/>
-          <w:szCs w:val="28"/>
-        </w:rPr>
-        <w:t>喻</w:t>
-      </w:r>
-      <w:r>
-        <w:rPr>
-          <w:rFonts w:hint="eastAsia"/>
-          <w:bCs/>
-          <w:szCs w:val="28"/>
-        </w:rPr>
-        <w:t>難以捉摸的事物。但詞人在這裡卻反其道而行之，他</w:t>
-      </w:r>
-      <w:proofErr w:type="gramStart"/>
-      <w:r>
-        <w:rPr>
-          <w:rFonts w:hint="eastAsia"/>
-          <w:bCs/>
-          <w:szCs w:val="28"/>
-        </w:rPr>
-        <w:t>不說夢似</w:t>
-      </w:r>
-      <w:proofErr w:type="gramEnd"/>
-      <w:r>
-        <w:rPr>
-          <w:rFonts w:hint="eastAsia"/>
-          <w:bCs/>
-          <w:szCs w:val="28"/>
-        </w:rPr>
-        <w:lastRenderedPageBreak/>
-        <w:t>飛花，</w:t>
-      </w:r>
-      <w:proofErr w:type="gramStart"/>
-      <w:r>
-        <w:rPr>
-          <w:rFonts w:hint="eastAsia"/>
-          <w:bCs/>
-          <w:szCs w:val="28"/>
-        </w:rPr>
-        <w:t>愁如絲雨</w:t>
-      </w:r>
-      <w:proofErr w:type="gramEnd"/>
-      <w:r>
-        <w:rPr>
-          <w:rFonts w:hint="eastAsia"/>
-          <w:bCs/>
-          <w:szCs w:val="28"/>
-        </w:rPr>
-        <w:t>，而說飛花似夢，</w:t>
-      </w:r>
-      <w:proofErr w:type="gramStart"/>
-      <w:r>
-        <w:rPr>
-          <w:rFonts w:hint="eastAsia"/>
-          <w:bCs/>
-          <w:szCs w:val="28"/>
-        </w:rPr>
-        <w:t>絲雨如愁</w:t>
-      </w:r>
-      <w:proofErr w:type="gramEnd"/>
-      <w:r>
-        <w:rPr>
-          <w:rFonts w:hint="eastAsia"/>
-          <w:bCs/>
-          <w:szCs w:val="28"/>
-        </w:rPr>
-        <w:t>，也同樣很新奇。這兩句用語奇絕，特別具有一種音樂美、詩意美和畫境美。</w:t>
-      </w:r>
-    </w:p>
-    <w:p>
-      <w:pPr>
-        <w:spacing w:after="0" w:line="440" w:lineRule="exact"/>
-        <w:ind w:left="-6" w:right="0" w:hanging="11"/>
-        <w:rPr>
-          <w:bCs/>
-          <w:szCs w:val="28"/>
-        </w:rPr>
-      </w:pPr>
-      <w:r>
-        <w:rPr>
-          <w:rFonts w:hint="eastAsia"/>
-          <w:bCs/>
-          <w:szCs w:val="28"/>
-        </w:rPr>
-        <w:t xml:space="preserve">　　</w:t>
-      </w:r>
-      <w:r>
-        <w:rPr>
-          <w:rFonts w:hint="eastAsia"/>
-          <w:bCs/>
-          <w:szCs w:val="28"/>
-        </w:rPr>
-        <w:t>從</w:t>
-      </w:r>
-      <w:r>
-        <w:rPr>
-          <w:rFonts w:hint="eastAsia"/>
-          <w:bCs/>
-          <w:szCs w:val="28"/>
-        </w:rPr>
-        <w:t>前</w:t>
-      </w:r>
-      <w:proofErr w:type="gramStart"/>
-      <w:r>
-        <w:rPr>
-          <w:rFonts w:hint="eastAsia"/>
-          <w:bCs/>
-          <w:szCs w:val="28"/>
-        </w:rPr>
-        <w:t>片</w:t>
-      </w:r>
-      <w:r>
-        <w:rPr>
-          <w:rFonts w:hint="eastAsia"/>
-          <w:b/>
-          <w:szCs w:val="28"/>
-        </w:rPr>
-        <w:t>意脈</w:t>
-      </w:r>
-      <w:r>
-        <w:rPr>
-          <w:rFonts w:hint="eastAsia"/>
-          <w:bCs/>
-          <w:szCs w:val="28"/>
-        </w:rPr>
-        <w:t>來</w:t>
-      </w:r>
-      <w:proofErr w:type="gramEnd"/>
-      <w:r>
-        <w:rPr>
-          <w:rFonts w:hint="eastAsia"/>
-          <w:bCs/>
-          <w:szCs w:val="28"/>
-        </w:rPr>
-        <w:t>看，主人公</w:t>
-      </w:r>
-      <w:proofErr w:type="gramStart"/>
-      <w:r>
-        <w:rPr>
-          <w:rFonts w:hint="eastAsia"/>
-          <w:bCs/>
-          <w:szCs w:val="28"/>
-        </w:rPr>
-        <w:t>在小樓中</w:t>
-      </w:r>
-      <w:proofErr w:type="gramEnd"/>
-      <w:r>
-        <w:rPr>
-          <w:rFonts w:hint="eastAsia"/>
-          <w:bCs/>
-          <w:szCs w:val="28"/>
-        </w:rPr>
-        <w:t>坐久，不堪寂寞，於是出而眺望外景。</w:t>
-      </w:r>
-      <w:r>
-        <w:rPr>
-          <w:rFonts w:hint="eastAsia"/>
-          <w:b/>
-          <w:szCs w:val="28"/>
-        </w:rPr>
-        <w:t>過片</w:t>
-      </w:r>
-      <w:r>
-        <w:rPr>
-          <w:rFonts w:hint="eastAsia"/>
-          <w:bCs/>
-          <w:szCs w:val="28"/>
-        </w:rPr>
-        <w:t>“自在飛花輕似夢，無邊絲雨細如愁，寫望中所見所感。此處作者以</w:t>
-      </w:r>
-      <w:r>
-        <w:rPr>
-          <w:rFonts w:hint="eastAsia"/>
-          <w:b/>
-          <w:szCs w:val="28"/>
-        </w:rPr>
-        <w:t>纖細</w:t>
-      </w:r>
-      <w:r>
-        <w:rPr>
-          <w:rFonts w:hint="eastAsia"/>
-          <w:bCs/>
-          <w:szCs w:val="28"/>
-        </w:rPr>
-        <w:t>的筆觸把不可捉摸的情緒描繪為</w:t>
-      </w:r>
-      <w:bookmarkStart w:id="1" w:name="_Hlk140865524"/>
-      <w:r>
-        <w:rPr>
-          <w:rFonts w:hint="eastAsia"/>
-          <w:b/>
-          <w:szCs w:val="28"/>
-        </w:rPr>
-        <w:t>清幽</w:t>
-      </w:r>
-      <w:bookmarkEnd w:id="1"/>
-      <w:r>
-        <w:rPr>
-          <w:rFonts w:hint="eastAsia"/>
-          <w:bCs/>
-          <w:szCs w:val="28"/>
-        </w:rPr>
-        <w:t>可感的藝術境界。今人</w:t>
-      </w:r>
-      <w:r>
-        <w:rPr>
-          <w:rFonts w:hint="eastAsia"/>
-          <w:b/>
-          <w:szCs w:val="28"/>
-        </w:rPr>
-        <w:t>沈祖</w:t>
-      </w:r>
-      <w:proofErr w:type="gramStart"/>
-      <w:r>
-        <w:rPr>
-          <w:rFonts w:hint="eastAsia"/>
-          <w:b/>
-          <w:szCs w:val="28"/>
-        </w:rPr>
-        <w:t>棼</w:t>
-      </w:r>
-      <w:proofErr w:type="gramEnd"/>
-      <w:r>
-        <w:rPr>
-          <w:rFonts w:hint="eastAsia"/>
-          <w:bCs/>
-          <w:szCs w:val="28"/>
-        </w:rPr>
-        <w:t>(</w:t>
-      </w:r>
-      <w:proofErr w:type="gramStart"/>
-      <w:r>
-        <w:rPr>
-          <w:rFonts w:hint="eastAsia"/>
-          <w:bCs/>
-          <w:color w:val="FF0000"/>
-          <w:sz w:val="16"/>
-          <w:szCs w:val="16"/>
-        </w:rPr>
-        <w:t>ㄈㄣˊ</w:t>
-      </w:r>
-      <w:proofErr w:type="gramEnd"/>
-      <w:r>
-        <w:rPr>
-          <w:rFonts w:hint="eastAsia"/>
-          <w:bCs/>
-          <w:szCs w:val="28"/>
-        </w:rPr>
-        <w:t>)</w:t>
-      </w:r>
-      <w:r>
-        <w:rPr>
-          <w:rFonts w:hint="eastAsia"/>
-          <w:bCs/>
-          <w:szCs w:val="28"/>
-        </w:rPr>
-        <w:t>《宋詞賞析》分析</w:t>
-      </w:r>
-      <w:proofErr w:type="gramStart"/>
-      <w:r>
-        <w:rPr>
-          <w:rFonts w:hint="eastAsia"/>
-          <w:bCs/>
-          <w:szCs w:val="28"/>
-        </w:rPr>
-        <w:t>這兩句時</w:t>
-      </w:r>
-      <w:proofErr w:type="gramEnd"/>
-      <w:r>
-        <w:rPr>
-          <w:rFonts w:hint="eastAsia"/>
-          <w:bCs/>
-          <w:szCs w:val="28"/>
-        </w:rPr>
-        <w:t>，說：</w:t>
-      </w:r>
-      <w:r>
-        <w:rPr>
-          <w:rFonts w:hint="eastAsia"/>
-          <w:bCs/>
-          <w:szCs w:val="28"/>
-        </w:rPr>
-        <w:t>「</w:t>
-      </w:r>
-      <w:r>
-        <w:rPr>
-          <w:rFonts w:hint="eastAsia"/>
-          <w:bCs/>
-          <w:szCs w:val="28"/>
-        </w:rPr>
-        <w:t>它的奇，可以分兩層</w:t>
-      </w:r>
-      <w:proofErr w:type="gramStart"/>
-      <w:r>
-        <w:rPr>
-          <w:rFonts w:hint="eastAsia"/>
-          <w:bCs/>
-          <w:szCs w:val="28"/>
-        </w:rPr>
-        <w:t>說此詞</w:t>
-      </w:r>
-      <w:proofErr w:type="gramEnd"/>
-      <w:r>
-        <w:rPr>
-          <w:rFonts w:hint="eastAsia"/>
-          <w:bCs/>
-          <w:szCs w:val="28"/>
-        </w:rPr>
-        <w:t>構思精巧，意境優美，猶如一件精緻小巧的藝術品。</w:t>
-      </w:r>
-      <w:r>
-        <w:rPr>
-          <w:rFonts w:hint="eastAsia"/>
-          <w:bCs/>
-          <w:szCs w:val="28"/>
-        </w:rPr>
-        <w:t>」</w:t>
-      </w:r>
-    </w:p>
-    <w:p>
-      <w:pPr>
-        <w:spacing w:after="0" w:line="440" w:lineRule="exact"/>
-        <w:ind w:left="-6" w:right="0" w:hanging="11"/>
-        <w:rPr>
-          <w:bCs/>
-          <w:szCs w:val="28"/>
-        </w:rPr>
-      </w:pPr>
-      <w:r>
-        <w:rPr>
-          <w:rFonts w:hint="eastAsia"/>
-          <w:bCs/>
-          <w:szCs w:val="28"/>
-        </w:rPr>
-        <w:t xml:space="preserve">    </w:t>
-      </w:r>
-      <w:r>
-        <w:rPr>
-          <w:rFonts w:hint="eastAsia"/>
-          <w:bCs/>
-          <w:szCs w:val="28"/>
-        </w:rPr>
-        <w:t>作者善於藉助於氣氛的渲染和環境的烘托，展現人物複雜、細膩的心靈世界，從而使讀者通過環境和心靈的</w:t>
-      </w:r>
-      <w:bookmarkStart w:id="2" w:name="_Hlk140865846"/>
-      <w:r>
-        <w:rPr>
-          <w:rFonts w:hint="eastAsia"/>
-          <w:b/>
-          <w:szCs w:val="28"/>
-        </w:rPr>
-        <w:t>契合</w:t>
-      </w:r>
-      <w:bookmarkEnd w:id="2"/>
-      <w:r>
-        <w:rPr>
-          <w:rFonts w:hint="eastAsia"/>
-          <w:bCs/>
-          <w:szCs w:val="28"/>
-        </w:rPr>
-        <w:t>，</w:t>
-      </w:r>
-      <w:proofErr w:type="gramStart"/>
-      <w:r>
-        <w:rPr>
-          <w:rFonts w:hint="eastAsia"/>
-          <w:bCs/>
-          <w:szCs w:val="28"/>
-        </w:rPr>
-        <w:t>情與景</w:t>
-      </w:r>
-      <w:proofErr w:type="gramEnd"/>
-      <w:r>
-        <w:rPr>
-          <w:rFonts w:hint="eastAsia"/>
-          <w:bCs/>
-          <w:szCs w:val="28"/>
-        </w:rPr>
-        <w:t>的交融，</w:t>
-      </w:r>
-      <w:r>
-        <w:rPr>
-          <w:rFonts w:hint="eastAsia"/>
-          <w:b/>
-          <w:szCs w:val="28"/>
-        </w:rPr>
-        <w:t>體味</w:t>
-      </w:r>
-      <w:r>
-        <w:rPr>
-          <w:rFonts w:hint="eastAsia"/>
-          <w:bCs/>
-          <w:szCs w:val="28"/>
-        </w:rPr>
-        <w:t>到一種淡淡的憂傷。</w:t>
-      </w:r>
-    </w:p>
-    <w:p>
-      <w:pPr>
-        <w:spacing w:after="0" w:line="440" w:lineRule="exact"/>
-        <w:ind w:left="0" w:right="0" w:firstLine="0"/>
-        <w:rPr>
-          <w:bCs/>
-          <w:spacing w:val="-6"/>
-          <w:szCs w:val="28"/>
-        </w:rPr>
-      </w:pPr>
-      <w:r>
-        <w:rPr>
-          <w:rFonts w:hint="eastAsia"/>
-          <w:bCs/>
-          <w:spacing w:val="-6"/>
-          <w:szCs w:val="28"/>
-        </w:rPr>
-        <w:t>(資料來源：</w:t>
+        <w:t>動人著稱，這首《浣溪沙·漠漠輕寒上小樓》是其</w:t>
       </w:r>
       <w:hyperlink r:id="rId8" w:history="1">
         <w:r>
           <w:rPr>
             <w:rStyle w:val="a7"/>
             <w:bCs/>
-            <w:spacing w:val="-6"/>
             <w:szCs w:val="28"/>
           </w:rPr>
-          <w:t>https://bit.ly/43xh1oZ</w:t>
+          <w:t>婉約詞</w:t>
         </w:r>
       </w:hyperlink>
-      <w:hyperlink r:id="rId9" w:history="1"/>
-      <w:r>
-        <w:rPr>
-          <w:rFonts w:hint="eastAsia"/>
+      <w:r>
+        <w:rPr>
+          <w:bCs/>
+          <w:szCs w:val="28"/>
+        </w:rPr>
+        <w:t>風的代表作。全詞藉由暮春清晨的微寒景致，將主人翁孤寂、閒愁的心境描繪得</w:t>
+      </w:r>
+      <w:r>
+        <w:rPr>
+          <w:b/>
+          <w:szCs w:val="28"/>
+        </w:rPr>
+        <w:t>淋漓盡致</w:t>
+      </w:r>
+      <w:r>
+        <w:rPr>
+          <w:bCs/>
+          <w:szCs w:val="28"/>
+        </w:rPr>
+        <w:t>。</w:t>
+      </w:r>
+    </w:p>
+    <w:p>
+      <w:pPr>
+        <w:spacing w:after="0" w:line="440" w:lineRule="exact"/>
+        <w:ind w:left="0" w:right="0" w:firstLine="0"/>
+        <w:jc w:val="both"/>
+      </w:pPr>
+      <w:r>
+        <w:rPr>
+          <w:rFonts w:hint="eastAsia"/>
+        </w:rPr>
+        <w:t xml:space="preserve">　　</w:t>
+      </w:r>
+      <w:r>
+        <w:t>詞的上片從登樓所見寫起。「漠漠輕寒上小樓，曉陰無賴似窮秋」，開篇「漠漠輕寒</w:t>
+      </w:r>
+      <w:r>
+        <w:br/>
+      </w:r>
+      <w:r>
+        <w:t>」四字，不僅寫出</w:t>
+      </w:r>
+      <w:r>
+        <w:rPr>
+          <w:b/>
+          <w:bCs/>
+        </w:rPr>
+        <w:t>春寒的無形</w:t>
+      </w:r>
+      <w:r>
+        <w:t>與無處不在，「上」字更是神來之筆，彷彿寒意主動侵襲孤樓，帶有一種無奈與淒清。清晨陰沈的天氣（曉陰），竟讓人產生彷彿置身</w:t>
+      </w:r>
+      <w:r>
+        <w:rPr>
+          <w:b/>
+          <w:bCs/>
+        </w:rPr>
+        <w:t>蕭瑟</w:t>
+      </w:r>
+      <w:r>
+        <w:t>深秋的錯覺（無賴似窮秋），瞬間定下了全詞落寞的基調。「淡煙流水畫屏幽」則將視線收回室內，室內的畫屏上描繪著淡煙流水的幽深景致，與室外的淒清</w:t>
+      </w:r>
+      <w:r>
+        <w:rPr>
+          <w:b/>
+          <w:bCs/>
+        </w:rPr>
+        <w:t>陰霾</w:t>
+      </w:r>
+      <w:r>
+        <w:t>交相</w:t>
+      </w:r>
+      <w:r>
+        <w:rPr>
+          <w:b/>
+          <w:bCs/>
+        </w:rPr>
+        <w:t>輝映</w:t>
+      </w:r>
+      <w:r>
+        <w:t>，更顯出居室之中的空寂與幽靜。</w:t>
+      </w:r>
+    </w:p>
+    <w:p>
+      <w:pPr>
+        <w:spacing w:after="0" w:line="440" w:lineRule="exact"/>
+        <w:ind w:left="0" w:right="0" w:firstLine="0"/>
+        <w:jc w:val="both"/>
+      </w:pPr>
+      <w:r>
+        <w:rPr>
+          <w:rFonts w:hint="eastAsia"/>
+        </w:rPr>
+        <w:lastRenderedPageBreak/>
+        <w:t xml:space="preserve">　　</w:t>
+      </w:r>
+      <w:r>
+        <w:t>下片是全詞的靈魂所在，兩句對仗工整、意境深遠。「自在飛花輕似夢，無邊絲雨細如愁」，堪稱詞中</w:t>
+      </w:r>
+      <w:r>
+        <w:rPr>
+          <w:b/>
+          <w:bCs/>
+        </w:rPr>
+        <w:t>絕唱</w:t>
+      </w:r>
+      <w:r>
+        <w:t>。落花本是無情物，但在「自在」飛舞中，卻</w:t>
+      </w:r>
+      <w:r>
+        <w:rPr>
+          <w:b/>
+          <w:bCs/>
+        </w:rPr>
+        <w:t>輕盈飄忽</w:t>
+      </w:r>
+      <w:r>
+        <w:t>得如同</w:t>
+      </w:r>
+      <w:r>
+        <w:rPr>
+          <w:b/>
+          <w:bCs/>
+        </w:rPr>
+        <w:t>虛無</w:t>
+      </w:r>
+      <w:r>
+        <w:rPr>
+          <w:rFonts w:hint="eastAsia"/>
+          <w:b/>
+          <w:bCs/>
+        </w:rPr>
+        <w:t>縹緲</w:t>
+      </w:r>
+      <w:r>
+        <w:t>的夢境，既帶有一絲春光易逝的</w:t>
+      </w:r>
+      <w:r>
+        <w:rPr>
+          <w:b/>
+          <w:bCs/>
+        </w:rPr>
+        <w:t>悵然</w:t>
+      </w:r>
+      <w:r>
+        <w:t>，又有一種不著痕跡的</w:t>
+      </w:r>
+      <w:r>
+        <w:rPr>
+          <w:b/>
+          <w:bCs/>
+        </w:rPr>
+        <w:t>空靈</w:t>
+      </w:r>
+      <w:r>
+        <w:t>。綿綿細雨如無邊無際的</w:t>
+      </w:r>
+      <w:r>
+        <w:rPr>
+          <w:b/>
+          <w:bCs/>
+        </w:rPr>
+        <w:t>游絲</w:t>
+      </w:r>
+      <w:r>
+        <w:t>，細密纏綿正如綿長的鄉愁或閨怨。作者將抽象的「愁」化為具象的「雨」，使無形的情感有了具體的體溫與重量。</w:t>
+      </w:r>
+    </w:p>
+    <w:p>
+      <w:pPr>
+        <w:spacing w:after="0" w:line="440" w:lineRule="exact"/>
+        <w:ind w:left="0" w:right="0" w:firstLine="0"/>
+        <w:jc w:val="both"/>
+      </w:pPr>
+      <w:r>
+        <w:rPr>
+          <w:rFonts w:hint="eastAsia"/>
+        </w:rPr>
+        <w:t xml:space="preserve">　　</w:t>
+      </w:r>
+      <w:r>
+        <w:rPr>
+          <w:rFonts w:hint="eastAsia"/>
+        </w:rPr>
+        <w:t>最後一句「寶簾閒掛小銀鉤」，將鏡頭定格在室內的精緻細節上。竹簾</w:t>
+      </w:r>
+      <w:r>
+        <w:rPr>
+          <w:color w:val="0F0F0F"/>
+          <w:szCs w:val="28"/>
+        </w:rPr>
+        <w:t>閒適</w:t>
+      </w:r>
+      <w:r>
+        <w:rPr>
+          <w:rFonts w:hint="eastAsia"/>
+        </w:rPr>
+        <w:t>地掛在銀鉤之上，無人放下，也無人</w:t>
+      </w:r>
+      <w:r>
+        <w:rPr>
+          <w:rFonts w:hint="eastAsia"/>
+        </w:rPr>
+        <w:t>捲</w:t>
+      </w:r>
+      <w:r>
+        <w:rPr>
+          <w:rFonts w:hint="eastAsia"/>
+        </w:rPr>
+        <w:t>起，暗示出主人翁久久</w:t>
+      </w:r>
+      <w:r>
+        <w:rPr>
+          <w:rFonts w:hint="eastAsia"/>
+          <w:b/>
+          <w:bCs/>
+        </w:rPr>
+        <w:t>佇立</w:t>
+      </w:r>
+      <w:r>
+        <w:rPr>
+          <w:rFonts w:hint="eastAsia"/>
+        </w:rPr>
+        <w:t>、</w:t>
+      </w:r>
+      <w:r>
+        <w:rPr>
+          <w:rFonts w:hint="eastAsia"/>
+          <w:b/>
+          <w:bCs/>
+        </w:rPr>
+        <w:t>百無聊賴</w:t>
+      </w:r>
+      <w:r>
+        <w:rPr>
+          <w:rFonts w:hint="eastAsia"/>
+        </w:rPr>
+        <w:t>的狀態。這份「閒」並非悠閒，而是無事可做的寂寞，與前文的「輕寒」、「細愁」相呼應，將無限</w:t>
+      </w:r>
+      <w:r>
+        <w:rPr>
+          <w:rFonts w:hint="eastAsia"/>
+          <w:b/>
+          <w:bCs/>
+        </w:rPr>
+        <w:t>惆悵</w:t>
+      </w:r>
+      <w:r>
+        <w:rPr>
+          <w:rFonts w:hint="eastAsia"/>
+        </w:rPr>
+        <w:t>收束於平淡的畫面中。</w:t>
+      </w:r>
+    </w:p>
+    <w:p>
+      <w:pPr>
+        <w:spacing w:after="0" w:line="440" w:lineRule="exact"/>
+        <w:ind w:left="0" w:right="0" w:firstLine="0"/>
+        <w:jc w:val="both"/>
+        <w:rPr>
           <w:bCs/>
           <w:spacing w:val="-6"/>
           <w:szCs w:val="28"/>
         </w:rPr>
-        <w:t>)</w:t>
-      </w:r>
+      </w:pPr>
+      <w:r>
+        <w:rPr>
+          <w:rFonts w:hint="eastAsia"/>
+        </w:rPr>
+        <w:t xml:space="preserve">　　</w:t>
+      </w:r>
+      <w:r>
+        <w:rPr>
+          <w:rFonts w:hint="eastAsia"/>
+        </w:rPr>
+        <w:t>這首詞</w:t>
+      </w:r>
+      <w:r>
+        <w:rPr>
+          <w:rFonts w:hint="eastAsia"/>
+          <w:b/>
+          <w:bCs/>
+        </w:rPr>
+        <w:t>不事雕琢</w:t>
+      </w:r>
+      <w:r>
+        <w:rPr>
+          <w:rFonts w:hint="eastAsia"/>
+        </w:rPr>
+        <w:t>，以白描手法融情於景，展現「</w:t>
+      </w:r>
+      <w:r>
+        <w:rPr>
+          <w:rFonts w:hint="eastAsia"/>
+          <w:b/>
+          <w:bCs/>
+        </w:rPr>
+        <w:t>詞境深邃，情致綿邈</w:t>
+      </w:r>
+      <w:r>
+        <w:rPr>
+          <w:rFonts w:hint="eastAsia"/>
+        </w:rPr>
+        <w:t>」的藝術魅力。</w:t>
+      </w:r>
+      <w:hyperlink r:id="rId9" w:history="1"/>
     </w:p>
     <w:p>
       <w:pPr>
-        <w:spacing w:beforeLines="100" w:before="240" w:after="0" w:line="440" w:lineRule="exact"/>
+        <w:spacing w:beforeLines="50" w:before="120" w:after="0" w:line="440" w:lineRule="exact"/>
         <w:ind w:left="-6" w:right="0" w:hanging="11"/>
         <w:rPr>
           <w:bCs/>
@@ -1908,21 +1019,19 @@
           <w:ilvl w:val="0"/>
           <w:numId w:val="1"/>
         </w:numPr>
-        <w:spacing w:after="0" w:line="440" w:lineRule="exact"/>
-        <w:ind w:leftChars="0" w:right="0"/>
-        <w:rPr>
-          <w:szCs w:val="28"/>
-        </w:rPr>
-      </w:pPr>
-      <w:proofErr w:type="gramStart"/>
-      <w:r>
-        <w:rPr>
-          <w:rFonts w:hint="eastAsia"/>
-          <w:szCs w:val="28"/>
-        </w:rPr>
-        <w:t>輕淺</w:t>
-      </w:r>
-      <w:proofErr w:type="gramEnd"/>
+        <w:spacing w:after="0" w:line="380" w:lineRule="exact"/>
+        <w:ind w:leftChars="0" w:left="284" w:right="0" w:hanging="284"/>
+        <w:jc w:val="both"/>
+        <w:rPr>
+          <w:szCs w:val="28"/>
+        </w:rPr>
+      </w:pPr>
+      <w:r>
+        <w:rPr>
+          <w:szCs w:val="28"/>
+        </w:rPr>
+        <w:t>映襯</w:t>
+      </w:r>
       <w:r>
         <w:rPr>
           <w:rFonts w:hint="eastAsia"/>
@@ -1930,21 +1039,11 @@
         </w:rPr>
         <w:t>：</w:t>
       </w:r>
-      <w:proofErr w:type="gramStart"/>
-      <w:r>
-        <w:rPr>
-          <w:rFonts w:hint="eastAsia"/>
-          <w:szCs w:val="28"/>
-        </w:rPr>
-        <w:t>淺淡</w:t>
-      </w:r>
-      <w:proofErr w:type="gramEnd"/>
-      <w:r>
-        <w:rPr>
-          <w:rFonts w:hint="eastAsia"/>
-          <w:szCs w:val="28"/>
-        </w:rPr>
-        <w:t>，不深濃。</w:t>
+      <w:r>
+        <w:rPr>
+          <w:szCs w:val="28"/>
+        </w:rPr>
+        <w:t>修辭手法的一種。指在描寫事物時，將兩個相對或相近的意象、景物並置，使彼此互相烘托、對比，藉此凸顯更深的情感或特質。</w:t>
       </w:r>
     </w:p>
     <w:p>
@@ -1954,28 +1053,19 @@
           <w:ilvl w:val="0"/>
           <w:numId w:val="1"/>
         </w:numPr>
-        <w:spacing w:after="0" w:line="440" w:lineRule="exact"/>
-        <w:ind w:leftChars="0" w:right="0"/>
-        <w:rPr>
-          <w:szCs w:val="28"/>
-        </w:rPr>
-      </w:pPr>
-      <w:r>
-        <w:rPr>
-          <w:rFonts w:hint="eastAsia"/>
-          <w:szCs w:val="28"/>
-        </w:rPr>
-        <w:t>幽</w:t>
-      </w:r>
-      <w:proofErr w:type="gramStart"/>
-      <w:r>
-        <w:rPr>
-          <w:rFonts w:hint="eastAsia"/>
-          <w:szCs w:val="28"/>
-        </w:rPr>
-        <w:t>渺</w:t>
-      </w:r>
-      <w:proofErr w:type="gramEnd"/>
+        <w:spacing w:after="0" w:line="380" w:lineRule="exact"/>
+        <w:ind w:leftChars="0" w:left="284" w:right="0" w:hanging="284"/>
+        <w:jc w:val="both"/>
+        <w:rPr>
+          <w:szCs w:val="28"/>
+        </w:rPr>
+      </w:pPr>
+      <w:r>
+        <w:rPr>
+          <w:szCs w:val="28"/>
+        </w:rPr>
+        <w:t>輕盈</w:t>
+      </w:r>
       <w:r>
         <w:rPr>
           <w:rFonts w:hint="eastAsia"/>
@@ -1985,33 +1075,9 @@
       </w:r>
       <w:r>
         <w:rPr>
-          <w:rFonts w:hint="eastAsia"/>
-          <w:szCs w:val="28"/>
-        </w:rPr>
-        <w:t>精深微妙。</w:t>
-      </w:r>
-      <w:r>
-        <w:rPr>
-          <w:rFonts w:hint="eastAsia"/>
-          <w:szCs w:val="28"/>
-        </w:rPr>
-        <w:t>也</w:t>
-      </w:r>
-      <w:proofErr w:type="gramStart"/>
-      <w:r>
-        <w:rPr>
-          <w:rFonts w:hint="eastAsia"/>
-          <w:szCs w:val="28"/>
-        </w:rPr>
-        <w:t>作幽妙</w:t>
-      </w:r>
-      <w:proofErr w:type="gramEnd"/>
-      <w:r>
-        <w:rPr>
-          <w:rFonts w:hint="eastAsia"/>
-          <w:szCs w:val="28"/>
-        </w:rPr>
-        <w:t>。</w:t>
+          <w:szCs w:val="28"/>
+        </w:rPr>
+        <w:t>形容動作、體態或質感輕巧、優美、毫無負擔。在此處用來形容落花漂浮時輕巧柔美的姿態。</w:t>
       </w:r>
     </w:p>
     <w:p>
@@ -2021,18 +1087,18 @@
           <w:ilvl w:val="0"/>
           <w:numId w:val="1"/>
         </w:numPr>
-        <w:spacing w:after="0" w:line="440" w:lineRule="exact"/>
-        <w:ind w:leftChars="0" w:right="0"/>
-        <w:rPr>
-          <w:szCs w:val="28"/>
-        </w:rPr>
-      </w:pPr>
-      <w:r>
-        <w:rPr>
-          <w:rFonts w:hint="eastAsia"/>
-          <w:szCs w:val="28"/>
-        </w:rPr>
-        <w:t>暮春</w:t>
+        <w:spacing w:after="0" w:line="380" w:lineRule="exact"/>
+        <w:ind w:leftChars="0" w:left="284" w:right="0" w:hanging="284"/>
+        <w:jc w:val="both"/>
+        <w:rPr>
+          <w:szCs w:val="28"/>
+        </w:rPr>
+      </w:pPr>
+      <w:r>
+        <w:rPr>
+          <w:szCs w:val="28"/>
+        </w:rPr>
+        <w:t>情詞</w:t>
       </w:r>
       <w:r>
         <w:rPr>
@@ -2043,10 +1109,9 @@
       </w:r>
       <w:r>
         <w:rPr>
-          <w:rFonts w:hint="eastAsia"/>
-          <w:szCs w:val="28"/>
-        </w:rPr>
-        <w:t>陰曆三月，春季的末期。</w:t>
+          <w:szCs w:val="28"/>
+        </w:rPr>
+        <w:t>專門用來抒發男女戀情或深沉情感的詩詞作品。</w:t>
       </w:r>
     </w:p>
     <w:p>
@@ -2056,125 +1121,60 @@
           <w:ilvl w:val="0"/>
           <w:numId w:val="1"/>
         </w:numPr>
-        <w:spacing w:after="0" w:line="440" w:lineRule="exact"/>
-        <w:ind w:leftChars="0" w:right="0"/>
-        <w:rPr>
-          <w:szCs w:val="28"/>
-        </w:rPr>
-      </w:pPr>
-      <w:r>
-        <w:rPr>
-          <w:rFonts w:hint="eastAsia"/>
-          <w:szCs w:val="28"/>
-        </w:rPr>
-        <w:t>陰霾</w:t>
-      </w:r>
-    </w:p>
-    <w:p>
-      <w:pPr>
-        <w:pStyle w:val="a9"/>
-        <w:numPr>
-          <w:ilvl w:val="0"/>
-          <w:numId w:val="24"/>
-        </w:numPr>
-        <w:spacing w:after="0" w:line="440" w:lineRule="exact"/>
-        <w:ind w:leftChars="0" w:right="0"/>
-        <w:rPr>
-          <w:szCs w:val="28"/>
-        </w:rPr>
-      </w:pPr>
-      <w:r>
-        <w:rPr>
-          <w:rFonts w:hint="eastAsia"/>
-          <w:szCs w:val="28"/>
-        </w:rPr>
-        <w:t>形容天氣陰</w:t>
-      </w:r>
-      <w:proofErr w:type="gramStart"/>
-      <w:r>
-        <w:rPr>
-          <w:rFonts w:hint="eastAsia"/>
-          <w:szCs w:val="28"/>
-        </w:rPr>
-        <w:t>沉</w:t>
-      </w:r>
-      <w:proofErr w:type="gramEnd"/>
-      <w:r>
-        <w:rPr>
-          <w:rFonts w:hint="eastAsia"/>
-          <w:szCs w:val="28"/>
-        </w:rPr>
-        <w:t>、晦暗。</w:t>
-      </w:r>
-    </w:p>
-    <w:p>
-      <w:pPr>
-        <w:pStyle w:val="a9"/>
-        <w:spacing w:after="0" w:line="440" w:lineRule="exact"/>
-        <w:ind w:leftChars="0" w:left="960" w:right="0" w:firstLine="0"/>
-        <w:rPr>
-          <w:szCs w:val="28"/>
-        </w:rPr>
-      </w:pPr>
-      <w:r>
-        <w:rPr>
-          <w:rFonts w:hint="eastAsia"/>
-          <w:szCs w:val="28"/>
-        </w:rPr>
-        <w:t>【例】氣象局預測今天將出現大太陽，可望遠離連日來陰霾的天氣。</w:t>
-      </w:r>
-    </w:p>
-    <w:p>
-      <w:pPr>
-        <w:pStyle w:val="a9"/>
-        <w:numPr>
-          <w:ilvl w:val="0"/>
-          <w:numId w:val="24"/>
-        </w:numPr>
-        <w:spacing w:after="0" w:line="440" w:lineRule="exact"/>
-        <w:ind w:leftChars="0" w:right="0"/>
-        <w:rPr>
-          <w:szCs w:val="28"/>
-        </w:rPr>
-      </w:pPr>
-      <w:r>
-        <w:rPr>
-          <w:rFonts w:hint="eastAsia"/>
-          <w:szCs w:val="28"/>
-        </w:rPr>
-        <w:t>比喻陰鬱不快的神色。【例】他</w:t>
-      </w:r>
-      <w:proofErr w:type="gramStart"/>
-      <w:r>
-        <w:rPr>
-          <w:rFonts w:hint="eastAsia"/>
-          <w:szCs w:val="28"/>
-        </w:rPr>
-        <w:t>一</w:t>
-      </w:r>
-      <w:proofErr w:type="gramEnd"/>
-      <w:r>
-        <w:rPr>
-          <w:rFonts w:hint="eastAsia"/>
-          <w:szCs w:val="28"/>
-        </w:rPr>
-        <w:t>接獲捷報，</w:t>
-      </w:r>
-      <w:proofErr w:type="gramStart"/>
-      <w:r>
-        <w:rPr>
-          <w:rFonts w:hint="eastAsia"/>
-          <w:szCs w:val="28"/>
-        </w:rPr>
-        <w:t>頓掃多</w:t>
-      </w:r>
-      <w:proofErr w:type="gramEnd"/>
-      <w:r>
-        <w:rPr>
-          <w:rFonts w:hint="eastAsia"/>
-          <w:szCs w:val="28"/>
-        </w:rPr>
-        <w:t>日來臉上的層層陰霾。</w:t>
+        <w:spacing w:after="0" w:line="380" w:lineRule="exact"/>
+        <w:ind w:leftChars="0" w:left="284" w:right="0" w:hanging="284"/>
+        <w:jc w:val="both"/>
+        <w:rPr>
+          <w:szCs w:val="28"/>
+        </w:rPr>
+      </w:pPr>
+      <w:r>
+        <w:rPr>
+          <w:szCs w:val="28"/>
+        </w:rPr>
+        <w:t>淋漓</w:t>
+      </w:r>
+      <w:r>
+        <w:rPr>
+          <w:rFonts w:hint="eastAsia"/>
+          <w:szCs w:val="28"/>
+        </w:rPr>
+        <w:t>（</w:t>
+      </w:r>
+      <w:r>
+        <w:rPr>
+          <w:rFonts w:hint="eastAsia"/>
+          <w:color w:val="EE0000"/>
+          <w:sz w:val="16"/>
+          <w:szCs w:val="16"/>
+        </w:rPr>
+        <w:t>ㄌㄧㄣˊ　ㄌㄧˊ</w:t>
+      </w:r>
+      <w:r>
+        <w:rPr>
+          <w:rFonts w:hint="eastAsia"/>
+          <w:szCs w:val="28"/>
+        </w:rPr>
+        <w:t>）</w:t>
+      </w:r>
+      <w:r>
+        <w:rPr>
+          <w:szCs w:val="28"/>
+        </w:rPr>
+        <w:t>盡致</w:t>
+      </w:r>
+      <w:r>
+        <w:rPr>
+          <w:rFonts w:hint="eastAsia"/>
+          <w:szCs w:val="28"/>
+        </w:rPr>
+        <w:t>：</w:t>
+      </w:r>
+      <w:r>
+        <w:rPr>
+          <w:szCs w:val="28"/>
+        </w:rPr>
+        <w:t>形容文章的敘述、情感的抒發或事物的表現極為透徹、充分，沒有一絲保留。</w:t>
       </w:r>
     </w:p>
     <w:p>
@@ -2184,21 +1184,19 @@
           <w:ilvl w:val="0"/>
           <w:numId w:val="1"/>
         </w:numPr>
-        <w:spacing w:after="0" w:line="440" w:lineRule="exact"/>
-        <w:ind w:leftChars="0" w:right="0"/>
-        <w:rPr>
-          <w:szCs w:val="28"/>
-        </w:rPr>
-      </w:pPr>
-      <w:proofErr w:type="gramStart"/>
-      <w:r>
-        <w:rPr>
-          <w:rFonts w:hint="eastAsia"/>
-          <w:szCs w:val="28"/>
-        </w:rPr>
-        <w:t>惻惻</w:t>
-      </w:r>
-      <w:proofErr w:type="gramEnd"/>
+        <w:spacing w:after="0" w:line="380" w:lineRule="exact"/>
+        <w:ind w:leftChars="0" w:left="284" w:right="0" w:hanging="284"/>
+        <w:jc w:val="both"/>
+        <w:rPr>
+          <w:szCs w:val="28"/>
+        </w:rPr>
+      </w:pPr>
+      <w:r>
+        <w:rPr>
+          <w:szCs w:val="28"/>
+        </w:rPr>
+        <w:t>春寒的無形</w:t>
+      </w:r>
       <w:r>
         <w:rPr>
           <w:rFonts w:hint="eastAsia"/>
@@ -2208,23 +1206,9 @@
       </w:r>
       <w:r>
         <w:rPr>
-          <w:rFonts w:hint="eastAsia"/>
-          <w:szCs w:val="28"/>
-        </w:rPr>
-        <w:t>悲傷</w:t>
-      </w:r>
-      <w:r>
-        <w:rPr>
-          <w:rFonts w:hint="eastAsia"/>
-          <w:szCs w:val="28"/>
-        </w:rPr>
-        <w:t>；</w:t>
-      </w:r>
-      <w:r>
-        <w:rPr>
-          <w:szCs w:val="28"/>
-        </w:rPr>
-        <w:t>懇切。</w:t>
+          <w:szCs w:val="28"/>
+        </w:rPr>
+        <w:t>指春季特有的微寒氣候看不見、摸不著，卻能透過人的身體觸覺與四周環境的淒清氛圍深刻感受到。</w:t>
       </w:r>
     </w:p>
     <w:p>
@@ -2234,105 +1218,31 @@
           <w:ilvl w:val="0"/>
           <w:numId w:val="1"/>
         </w:numPr>
-        <w:spacing w:after="0" w:line="440" w:lineRule="exact"/>
-        <w:ind w:leftChars="0" w:right="0"/>
-        <w:rPr>
-          <w:szCs w:val="28"/>
-        </w:rPr>
-      </w:pPr>
-      <w:r>
-        <w:rPr>
-          <w:rFonts w:hint="eastAsia"/>
-          <w:szCs w:val="28"/>
-        </w:rPr>
-        <w:t>詛咒</w:t>
-      </w:r>
-      <w:r>
-        <w:rPr>
-          <w:rFonts w:hint="eastAsia"/>
-          <w:szCs w:val="28"/>
-        </w:rPr>
-        <w:t>(</w:t>
-      </w:r>
-      <w:proofErr w:type="gramStart"/>
-      <w:r>
-        <w:rPr>
-          <w:rFonts w:hint="eastAsia"/>
-          <w:color w:val="FF0000"/>
-          <w:sz w:val="16"/>
-          <w:szCs w:val="16"/>
-        </w:rPr>
-        <w:t>ㄗㄨ</w:t>
-      </w:r>
-      <w:r>
-        <w:rPr>
-          <w:rFonts w:hint="eastAsia"/>
-          <w:color w:val="FF0000"/>
-          <w:sz w:val="16"/>
-          <w:szCs w:val="16"/>
-        </w:rPr>
-        <w:t>ˇ</w:t>
-      </w:r>
-      <w:proofErr w:type="gramEnd"/>
-      <w:r>
-        <w:rPr>
-          <w:rFonts w:hint="eastAsia"/>
-          <w:color w:val="FF0000"/>
-          <w:sz w:val="16"/>
-          <w:szCs w:val="16"/>
-        </w:rPr>
-        <w:t xml:space="preserve"> </w:t>
-      </w:r>
-      <w:proofErr w:type="gramStart"/>
-      <w:r>
-        <w:rPr>
-          <w:rFonts w:hint="eastAsia"/>
-          <w:color w:val="FF0000"/>
-          <w:sz w:val="16"/>
-          <w:szCs w:val="16"/>
-        </w:rPr>
-        <w:t>ㄓㄡ</w:t>
-      </w:r>
-      <w:r>
-        <w:rPr>
-          <w:rFonts w:hint="eastAsia"/>
-          <w:color w:val="FF0000"/>
-          <w:sz w:val="16"/>
-          <w:szCs w:val="16"/>
-        </w:rPr>
-        <w:t>ˋ</w:t>
-      </w:r>
-      <w:proofErr w:type="gramEnd"/>
-      <w:r>
-        <w:rPr>
-          <w:rFonts w:hint="eastAsia"/>
-          <w:szCs w:val="28"/>
-        </w:rPr>
-        <w:t>)：</w:t>
-      </w:r>
-      <w:r>
-        <w:rPr>
-          <w:rFonts w:hint="eastAsia"/>
-          <w:szCs w:val="28"/>
-        </w:rPr>
-        <w:t>用惡毒的言語咒罵，或祈求鬼神降禍他人。</w:t>
-      </w:r>
-    </w:p>
-    <w:p>
-      <w:pPr>
-        <w:pStyle w:val="a9"/>
-        <w:spacing w:after="0" w:line="440" w:lineRule="exact"/>
-        <w:ind w:leftChars="0" w:right="0" w:firstLine="0"/>
-        <w:rPr>
-          <w:szCs w:val="28"/>
-        </w:rPr>
-      </w:pPr>
-      <w:r>
-        <w:rPr>
-          <w:rFonts w:hint="eastAsia"/>
-          <w:szCs w:val="28"/>
-        </w:rPr>
-        <w:t>【例】雖然他態度惡劣，但你也沒有必要用惡言詛咒他。</w:t>
+        <w:spacing w:after="0" w:line="380" w:lineRule="exact"/>
+        <w:ind w:leftChars="0" w:left="284" w:right="0" w:hanging="284"/>
+        <w:jc w:val="both"/>
+        <w:rPr>
+          <w:szCs w:val="28"/>
+        </w:rPr>
+      </w:pPr>
+      <w:r>
+        <w:rPr>
+          <w:szCs w:val="28"/>
+        </w:rPr>
+        <w:t>蕭瑟</w:t>
+      </w:r>
+      <w:r>
+        <w:rPr>
+          <w:rFonts w:hint="eastAsia"/>
+          <w:szCs w:val="28"/>
+        </w:rPr>
+        <w:t>：</w:t>
+      </w:r>
+      <w:r>
+        <w:rPr>
+          <w:szCs w:val="28"/>
+        </w:rPr>
+        <w:t>形容風吹雨打的聲音，或指草木枯落、環境冷清、秋意濃厚而荒涼的景象。</w:t>
       </w:r>
     </w:p>
     <w:p>
@@ -2342,21 +1252,42 @@
           <w:ilvl w:val="0"/>
           <w:numId w:val="1"/>
         </w:numPr>
-        <w:spacing w:after="0" w:line="440" w:lineRule="exact"/>
-        <w:ind w:leftChars="0" w:right="0"/>
-        <w:rPr>
-          <w:szCs w:val="28"/>
-        </w:rPr>
-      </w:pPr>
-      <w:proofErr w:type="gramStart"/>
-      <w:r>
-        <w:rPr>
-          <w:rFonts w:hint="eastAsia"/>
-          <w:szCs w:val="28"/>
-        </w:rPr>
-        <w:t>迷濛淡遠</w:t>
-      </w:r>
-      <w:proofErr w:type="gramEnd"/>
+        <w:spacing w:after="0" w:line="380" w:lineRule="exact"/>
+        <w:ind w:leftChars="0" w:left="284" w:right="0" w:hanging="284"/>
+        <w:jc w:val="both"/>
+        <w:rPr>
+          <w:szCs w:val="28"/>
+        </w:rPr>
+      </w:pPr>
+      <w:r>
+        <w:rPr>
+          <w:szCs w:val="28"/>
+        </w:rPr>
+        <w:t>陰霾</w:t>
+      </w:r>
+      <w:r>
+        <w:rPr>
+          <w:rFonts w:hint="eastAsia"/>
+          <w:szCs w:val="28"/>
+        </w:rPr>
+        <w:t>（</w:t>
+      </w:r>
+      <w:r>
+        <w:rPr>
+          <w:rFonts w:hint="eastAsia"/>
+          <w:color w:val="EE0000"/>
+          <w:sz w:val="16"/>
+          <w:szCs w:val="16"/>
+        </w:rPr>
+        <w:t>ㄇㄞˊ</w:t>
+      </w:r>
+      <w:r>
+        <w:rPr>
+          <w:rFonts w:hint="eastAsia"/>
+          <w:szCs w:val="28"/>
+        </w:rPr>
+        <w:t>）</w:t>
+      </w:r>
       <w:r>
         <w:rPr>
           <w:rFonts w:hint="eastAsia"/>
@@ -2366,10 +1297,9 @@
       </w:r>
       <w:r>
         <w:rPr>
-          <w:rFonts w:hint="eastAsia"/>
-          <w:szCs w:val="28"/>
-        </w:rPr>
-        <w:t>形容一種模糊、不清晰的狀態。它可以用來形容天氣、景色、聲音、感覺等。</w:t>
+          <w:szCs w:val="28"/>
+        </w:rPr>
+        <w:t>本指空氣中懸浮的煙塵與陰暗的天氣；在文學引申義中，常用來形容人心或環境中陰沉、壓抑、晦暗的氣氛與情緒。</w:t>
       </w:r>
     </w:p>
     <w:p>
@@ -2379,59 +1309,18 @@
           <w:ilvl w:val="0"/>
           <w:numId w:val="1"/>
         </w:numPr>
-        <w:spacing w:after="0" w:line="440" w:lineRule="exact"/>
-        <w:ind w:leftChars="0" w:right="0"/>
-        <w:rPr>
-          <w:szCs w:val="28"/>
-        </w:rPr>
-      </w:pPr>
-      <w:r>
-        <w:rPr>
-          <w:rFonts w:hint="eastAsia"/>
-          <w:szCs w:val="28"/>
-        </w:rPr>
-        <w:t>撩</w:t>
-      </w:r>
-      <w:r>
-        <w:rPr>
-          <w:rFonts w:hint="eastAsia"/>
-          <w:szCs w:val="28"/>
-        </w:rPr>
-        <w:t>(</w:t>
-      </w:r>
-      <w:proofErr w:type="gramStart"/>
-      <w:r>
-        <w:rPr>
-          <w:rFonts w:hint="eastAsia"/>
-          <w:color w:val="FF0000"/>
-          <w:sz w:val="16"/>
-          <w:szCs w:val="16"/>
-        </w:rPr>
-        <w:t>ㄌㄧㄠ</w:t>
-      </w:r>
-      <w:r>
-        <w:rPr>
-          <w:rFonts w:hint="eastAsia"/>
-          <w:color w:val="FF0000"/>
-          <w:sz w:val="16"/>
-          <w:szCs w:val="16"/>
-        </w:rPr>
-        <w:t>ˊ</w:t>
-      </w:r>
-      <w:proofErr w:type="gramEnd"/>
-      <w:r>
-        <w:rPr>
-          <w:rFonts w:hint="eastAsia"/>
-          <w:szCs w:val="28"/>
-        </w:rPr>
-        <w:t>)</w:t>
-      </w:r>
-      <w:r>
-        <w:rPr>
-          <w:rFonts w:hint="eastAsia"/>
-          <w:szCs w:val="28"/>
-        </w:rPr>
-        <w:t>人</w:t>
+        <w:spacing w:after="0" w:line="380" w:lineRule="exact"/>
+        <w:ind w:leftChars="0" w:left="284" w:right="0" w:hanging="284"/>
+        <w:jc w:val="both"/>
+        <w:rPr>
+          <w:szCs w:val="28"/>
+        </w:rPr>
+      </w:pPr>
+      <w:r>
+        <w:rPr>
+          <w:szCs w:val="28"/>
+        </w:rPr>
+        <w:t>輝映</w:t>
       </w:r>
       <w:r>
         <w:rPr>
@@ -2442,10 +1331,9 @@
       </w:r>
       <w:r>
         <w:rPr>
-          <w:rFonts w:hint="eastAsia"/>
-          <w:szCs w:val="28"/>
-        </w:rPr>
-        <w:t>挑逗、非常吸引人。【例】丰姿撩人、姿態撩人</w:t>
+          <w:szCs w:val="28"/>
+        </w:rPr>
+        <w:t>光彩互相映照。在文學賞析中，指室內外的景物、色彩或明暗互相襯托，使整體畫面更加生動融合。</w:t>
       </w:r>
     </w:p>
     <w:p>
@@ -2455,64 +1343,19 @@
           <w:ilvl w:val="0"/>
           <w:numId w:val="1"/>
         </w:numPr>
-        <w:spacing w:after="0" w:line="440" w:lineRule="exact"/>
-        <w:ind w:leftChars="0" w:right="0"/>
-        <w:rPr>
-          <w:szCs w:val="28"/>
-        </w:rPr>
-      </w:pPr>
-      <w:proofErr w:type="gramStart"/>
-      <w:r>
-        <w:rPr>
-          <w:rFonts w:hint="eastAsia"/>
-          <w:szCs w:val="28"/>
-        </w:rPr>
-        <w:t>邈</w:t>
-      </w:r>
-      <w:proofErr w:type="gramEnd"/>
-      <w:r>
-        <w:rPr>
-          <w:rFonts w:hint="eastAsia"/>
-          <w:szCs w:val="28"/>
-        </w:rPr>
-        <w:t>(</w:t>
-      </w:r>
-      <w:proofErr w:type="gramStart"/>
-      <w:r>
-        <w:rPr>
-          <w:rFonts w:hint="eastAsia"/>
-          <w:color w:val="FF0000"/>
-          <w:sz w:val="16"/>
-          <w:szCs w:val="16"/>
-        </w:rPr>
-        <w:t>ㄇㄧㄠ</w:t>
-      </w:r>
-      <w:r>
-        <w:rPr>
-          <w:rFonts w:hint="eastAsia"/>
-          <w:color w:val="FF0000"/>
-          <w:sz w:val="16"/>
-          <w:szCs w:val="16"/>
-        </w:rPr>
-        <w:t>ˇ</w:t>
-      </w:r>
-      <w:proofErr w:type="gramEnd"/>
-      <w:r>
-        <w:rPr>
-          <w:rFonts w:hint="eastAsia"/>
-          <w:szCs w:val="28"/>
-        </w:rPr>
-        <w:t>)</w:t>
-      </w:r>
-      <w:proofErr w:type="gramStart"/>
-      <w:r>
-        <w:rPr>
-          <w:rFonts w:hint="eastAsia"/>
-          <w:szCs w:val="28"/>
-        </w:rPr>
-        <w:t>不相涉</w:t>
-      </w:r>
-      <w:proofErr w:type="gramEnd"/>
+        <w:spacing w:after="0" w:line="380" w:lineRule="exact"/>
+        <w:ind w:leftChars="0" w:left="284" w:right="0" w:hanging="284"/>
+        <w:jc w:val="both"/>
+        <w:rPr>
+          <w:szCs w:val="28"/>
+        </w:rPr>
+      </w:pPr>
+      <w:r>
+        <w:rPr>
+          <w:szCs w:val="28"/>
+        </w:rPr>
+        <w:t>絕唱</w:t>
+      </w:r>
       <w:r>
         <w:rPr>
           <w:rFonts w:hint="eastAsia"/>
@@ -2522,26 +1365,9 @@
       </w:r>
       <w:r>
         <w:rPr>
-          <w:rFonts w:hint="eastAsia"/>
-          <w:szCs w:val="28"/>
-        </w:rPr>
-        <w:t>意思是相距遙遠，互不相干。「</w:t>
-      </w:r>
-      <w:proofErr w:type="gramStart"/>
-      <w:r>
-        <w:rPr>
-          <w:rFonts w:hint="eastAsia"/>
-          <w:szCs w:val="28"/>
-        </w:rPr>
-        <w:t>邈</w:t>
-      </w:r>
-      <w:proofErr w:type="gramEnd"/>
-      <w:r>
-        <w:rPr>
-          <w:rFonts w:hint="eastAsia"/>
-          <w:szCs w:val="28"/>
-        </w:rPr>
-        <w:t>」是指遠的意思。</w:t>
+          <w:szCs w:val="28"/>
+        </w:rPr>
+        <w:t>指極其優美、難以超越的詩文或音樂作品，後人難與倫比的傑作。</w:t>
       </w:r>
     </w:p>
     <w:p>
@@ -2551,19 +1377,18 @@
           <w:ilvl w:val="0"/>
           <w:numId w:val="1"/>
         </w:numPr>
-        <w:spacing w:after="0" w:line="440" w:lineRule="exact"/>
-        <w:ind w:leftChars="0" w:right="0"/>
-        <w:rPr>
-          <w:szCs w:val="28"/>
-        </w:rPr>
-      </w:pPr>
-      <w:proofErr w:type="gramStart"/>
-      <w:r>
-        <w:rPr>
-          <w:rFonts w:hint="eastAsia"/>
-          <w:szCs w:val="28"/>
-        </w:rPr>
-        <w:t>意脈</w:t>
+        <w:spacing w:after="0" w:line="380" w:lineRule="exact"/>
+        <w:ind w:leftChars="0" w:left="284" w:right="0" w:hanging="426"/>
+        <w:jc w:val="both"/>
+        <w:rPr>
+          <w:szCs w:val="28"/>
+        </w:rPr>
+      </w:pPr>
+      <w:r>
+        <w:rPr>
+          <w:szCs w:val="28"/>
+        </w:rPr>
+        <w:t>輕盈飄忽</w:t>
       </w:r>
       <w:r>
         <w:rPr>
@@ -2572,13 +1397,11 @@
         </w:rPr>
         <w:t>：</w:t>
       </w:r>
-      <w:proofErr w:type="gramEnd"/>
-      <w:r>
-        <w:rPr>
-          <w:rFonts w:hint="eastAsia"/>
-          <w:szCs w:val="28"/>
-        </w:rPr>
-        <w:t>指文章的思路和脈絡。它是文章的靈魂，是文章的核心。</w:t>
+      <w:r>
+        <w:rPr>
+          <w:szCs w:val="28"/>
+        </w:rPr>
+        <w:t>形容輕巧靈活、隨風飄動而捉摸不定的動態。</w:t>
       </w:r>
     </w:p>
     <w:p>
@@ -2588,91 +1411,54 @@
           <w:ilvl w:val="0"/>
           <w:numId w:val="1"/>
         </w:numPr>
-        <w:spacing w:after="0" w:line="440" w:lineRule="exact"/>
-        <w:ind w:leftChars="0" w:right="0"/>
-        <w:rPr>
-          <w:szCs w:val="28"/>
-        </w:rPr>
-      </w:pPr>
-      <w:r>
-        <w:rPr>
-          <w:rFonts w:hint="eastAsia"/>
-          <w:szCs w:val="28"/>
-        </w:rPr>
-        <w:t>過片：</w:t>
-      </w:r>
-      <w:r>
-        <w:rPr>
-          <w:rFonts w:hint="eastAsia"/>
-          <w:szCs w:val="28"/>
-        </w:rPr>
-        <w:t>過片，又稱爲過變</w:t>
-      </w:r>
-      <w:r>
-        <w:rPr>
-          <w:rFonts w:hint="eastAsia"/>
-          <w:szCs w:val="28"/>
-        </w:rPr>
-        <w:t>。「</w:t>
-      </w:r>
-      <w:proofErr w:type="gramStart"/>
-      <w:r>
-        <w:rPr>
-          <w:rFonts w:hint="eastAsia"/>
-          <w:szCs w:val="28"/>
-        </w:rPr>
-        <w:t>一首詞分兩段</w:t>
-      </w:r>
-      <w:proofErr w:type="gramEnd"/>
-      <w:r>
-        <w:rPr>
-          <w:rFonts w:hint="eastAsia"/>
-          <w:szCs w:val="28"/>
-        </w:rPr>
-        <w:t>或三段，每段叫做</w:t>
-      </w:r>
-      <w:proofErr w:type="gramStart"/>
-      <w:r>
-        <w:rPr>
-          <w:rFonts w:hint="eastAsia"/>
-          <w:szCs w:val="28"/>
-        </w:rPr>
-        <w:t>一闋</w:t>
-      </w:r>
-      <w:proofErr w:type="gramEnd"/>
-      <w:r>
-        <w:rPr>
-          <w:rFonts w:hint="eastAsia"/>
-          <w:szCs w:val="28"/>
-        </w:rPr>
-        <w:t>、或一片，下一段的開頭叫做過片</w:t>
-      </w:r>
-      <w:r>
-        <w:rPr>
-          <w:rFonts w:hint="eastAsia"/>
-          <w:szCs w:val="28"/>
-        </w:rPr>
-        <w:t>」</w:t>
-      </w:r>
-      <w:r>
-        <w:rPr>
-          <w:rFonts w:hint="eastAsia"/>
-          <w:szCs w:val="28"/>
-        </w:rPr>
-        <w:t>。</w:t>
-      </w:r>
-      <w:r>
-        <w:rPr>
-          <w:szCs w:val="28"/>
-        </w:rPr>
-        <w:t xml:space="preserve"> 一首由兩片構成的詞，其下片的開頭與上片的開頭在字數、句式上不同。 過片具有承上</w:t>
-      </w:r>
-      <w:r>
-        <w:rPr>
-          <w:rFonts w:hint="eastAsia"/>
-          <w:szCs w:val="28"/>
-        </w:rPr>
-        <w:t>啓下以及過渡轉折連結兩片的作用。</w:t>
+        <w:spacing w:after="0" w:line="380" w:lineRule="exact"/>
+        <w:ind w:leftChars="0" w:left="284" w:right="0" w:hanging="426"/>
+        <w:jc w:val="both"/>
+        <w:rPr>
+          <w:szCs w:val="28"/>
+        </w:rPr>
+      </w:pPr>
+      <w:r>
+        <w:rPr>
+          <w:szCs w:val="28"/>
+        </w:rPr>
+        <w:t>虛無縹緲</w:t>
+      </w:r>
+      <w:r>
+        <w:rPr>
+          <w:rFonts w:hint="eastAsia"/>
+          <w:szCs w:val="28"/>
+        </w:rPr>
+        <w:t>（</w:t>
+      </w:r>
+      <w:r>
+        <w:rPr>
+          <w:rFonts w:hint="eastAsia"/>
+          <w:color w:val="EE0000"/>
+          <w:sz w:val="16"/>
+          <w:szCs w:val="16"/>
+        </w:rPr>
+        <w:t>ㄆㄧㄠˇ　ㄇㄧㄠˇ</w:t>
+      </w:r>
+      <w:r>
+        <w:rPr>
+          <w:rFonts w:hint="eastAsia"/>
+          <w:szCs w:val="28"/>
+        </w:rPr>
+        <w:t>）</w:t>
+      </w:r>
+      <w:r>
+        <w:rPr>
+          <w:rFonts w:hint="eastAsia"/>
+          <w:szCs w:val="28"/>
+        </w:rPr>
+        <w:t>：</w:t>
+      </w:r>
+      <w:r>
+        <w:rPr>
+          <w:szCs w:val="28"/>
+        </w:rPr>
+        <w:t>形容隱約茫渺、若有似無、不真實的虛幻境界。</w:t>
       </w:r>
     </w:p>
     <w:p>
@@ -2682,32 +1468,31 @@
           <w:ilvl w:val="0"/>
           <w:numId w:val="1"/>
         </w:numPr>
-        <w:spacing w:after="0" w:line="440" w:lineRule="exact"/>
-        <w:ind w:leftChars="0" w:right="0"/>
-        <w:rPr>
-          <w:szCs w:val="28"/>
-        </w:rPr>
-      </w:pPr>
-      <w:r>
-        <w:rPr>
-          <w:rFonts w:hint="eastAsia"/>
-          <w:szCs w:val="28"/>
-        </w:rPr>
-        <w:t>纖細</w:t>
-      </w:r>
-      <w:r>
-        <w:rPr>
-          <w:rFonts w:hint="eastAsia"/>
-          <w:szCs w:val="28"/>
-        </w:rPr>
-        <w:t>：細膩</w:t>
-      </w:r>
-      <w:r>
-        <w:rPr>
-          <w:rFonts w:hint="eastAsia"/>
-          <w:szCs w:val="28"/>
-        </w:rPr>
-        <w:t>。</w:t>
+        <w:spacing w:after="0" w:line="380" w:lineRule="exact"/>
+        <w:ind w:leftChars="0" w:left="284" w:right="0" w:hanging="426"/>
+        <w:jc w:val="both"/>
+        <w:rPr>
+          <w:szCs w:val="28"/>
+        </w:rPr>
+      </w:pPr>
+      <w:r>
+        <w:rPr>
+          <w:szCs w:val="28"/>
+        </w:rPr>
+        <w:t>悵然</w:t>
+      </w:r>
+      <w:r>
+        <w:rPr>
+          <w:rFonts w:hint="eastAsia"/>
+          <w:szCs w:val="28"/>
+        </w:rPr>
+        <w:t>：</w:t>
+      </w:r>
+      <w:r>
+        <w:rPr>
+          <w:szCs w:val="28"/>
+        </w:rPr>
+        <w:t>因失意、失落、遺憾而感到茫然、若有所失的心理狀態。</w:t>
       </w:r>
     </w:p>
     <w:p>
@@ -2717,18 +1502,18 @@
           <w:ilvl w:val="0"/>
           <w:numId w:val="1"/>
         </w:numPr>
-        <w:spacing w:after="0" w:line="440" w:lineRule="exact"/>
-        <w:ind w:leftChars="0" w:right="0"/>
-        <w:rPr>
-          <w:szCs w:val="28"/>
-        </w:rPr>
-      </w:pPr>
-      <w:r>
-        <w:rPr>
-          <w:rFonts w:hint="eastAsia"/>
-          <w:szCs w:val="28"/>
-        </w:rPr>
-        <w:t>清幽</w:t>
+        <w:spacing w:after="0" w:line="380" w:lineRule="exact"/>
+        <w:ind w:leftChars="0" w:left="284" w:right="0" w:hanging="426"/>
+        <w:jc w:val="both"/>
+        <w:rPr>
+          <w:szCs w:val="28"/>
+        </w:rPr>
+      </w:pPr>
+      <w:r>
+        <w:rPr>
+          <w:szCs w:val="28"/>
+        </w:rPr>
+        <w:t>空靈</w:t>
       </w:r>
       <w:r>
         <w:rPr>
@@ -2739,10 +1524,9 @@
       </w:r>
       <w:r>
         <w:rPr>
-          <w:rFonts w:hint="eastAsia"/>
-          <w:szCs w:val="28"/>
-        </w:rPr>
-        <w:t>清靜幽雅。</w:t>
+          <w:szCs w:val="28"/>
+        </w:rPr>
+        <w:t>指意境清新、超脫世俗、不著痕跡，心靈不受拘束而達到靈動空明的狀態。</w:t>
       </w:r>
     </w:p>
     <w:p>
@@ -2752,18 +1536,18 @@
           <w:ilvl w:val="0"/>
           <w:numId w:val="1"/>
         </w:numPr>
-        <w:spacing w:after="0" w:line="440" w:lineRule="exact"/>
-        <w:ind w:leftChars="0" w:right="0"/>
-        <w:rPr>
-          <w:szCs w:val="28"/>
-        </w:rPr>
-      </w:pPr>
-      <w:r>
-        <w:rPr>
-          <w:rFonts w:hint="eastAsia"/>
-          <w:szCs w:val="28"/>
-        </w:rPr>
-        <w:t>契合</w:t>
+        <w:spacing w:after="0" w:line="380" w:lineRule="exact"/>
+        <w:ind w:leftChars="0" w:left="284" w:right="0" w:hanging="426"/>
+        <w:jc w:val="both"/>
+        <w:rPr>
+          <w:szCs w:val="28"/>
+        </w:rPr>
+      </w:pPr>
+      <w:r>
+        <w:rPr>
+          <w:szCs w:val="28"/>
+        </w:rPr>
+        <w:t>游絲</w:t>
       </w:r>
       <w:r>
         <w:rPr>
@@ -2774,31 +1558,9 @@
       </w:r>
       <w:r>
         <w:rPr>
-          <w:rFonts w:hint="eastAsia"/>
-          <w:szCs w:val="28"/>
-        </w:rPr>
-        <w:t>相合</w:t>
-      </w:r>
-      <w:r>
-        <w:rPr>
-          <w:rFonts w:hint="eastAsia"/>
-          <w:szCs w:val="28"/>
-        </w:rPr>
-        <w:t>；</w:t>
-      </w:r>
-      <w:proofErr w:type="gramStart"/>
-      <w:r>
-        <w:rPr>
-          <w:szCs w:val="28"/>
-        </w:rPr>
-        <w:t>情志相投</w:t>
-      </w:r>
-      <w:proofErr w:type="gramEnd"/>
-      <w:r>
-        <w:rPr>
-          <w:szCs w:val="28"/>
-        </w:rPr>
-        <w:t>。</w:t>
+          <w:szCs w:val="28"/>
+        </w:rPr>
+        <w:t>蜘蛛在空中隨風飄蕩的蛛絲，或比喻細長如絲的飄忽之物。此處常用来比喻極細微的春雨或情絲。</w:t>
       </w:r>
     </w:p>
     <w:p>
@@ -2808,18 +1570,60 @@
           <w:ilvl w:val="0"/>
           <w:numId w:val="1"/>
         </w:numPr>
-        <w:spacing w:after="0" w:line="440" w:lineRule="exact"/>
-        <w:ind w:leftChars="0" w:right="0"/>
-        <w:rPr>
-          <w:szCs w:val="28"/>
-        </w:rPr>
-      </w:pPr>
-      <w:r>
-        <w:rPr>
-          <w:rFonts w:hint="eastAsia"/>
-          <w:szCs w:val="28"/>
-        </w:rPr>
-        <w:t>體味</w:t>
+        <w:spacing w:after="0" w:line="380" w:lineRule="exact"/>
+        <w:ind w:leftChars="0" w:left="284" w:right="0" w:hanging="426"/>
+        <w:jc w:val="both"/>
+        <w:rPr>
+          <w:szCs w:val="28"/>
+        </w:rPr>
+      </w:pPr>
+      <w:r>
+        <w:rPr>
+          <w:szCs w:val="28"/>
+        </w:rPr>
+        <w:t>佇</w:t>
+      </w:r>
+      <w:r>
+        <w:rPr>
+          <w:rFonts w:hint="eastAsia"/>
+          <w:szCs w:val="28"/>
+        </w:rPr>
+        <w:t>（</w:t>
+      </w:r>
+      <w:r>
+        <w:rPr>
+          <w:rFonts w:hint="eastAsia"/>
+          <w:color w:val="EE0000"/>
+          <w:sz w:val="16"/>
+          <w:szCs w:val="16"/>
+        </w:rPr>
+        <w:t>ㄓㄨˋ</w:t>
+      </w:r>
+      <w:r>
+        <w:rPr>
+          <w:rFonts w:hint="eastAsia"/>
+          <w:szCs w:val="28"/>
+        </w:rPr>
+        <w:t>）</w:t>
+      </w:r>
+      <w:r>
+        <w:rPr>
+          <w:szCs w:val="28"/>
+        </w:rPr>
+        <w:t>立</w:t>
+      </w:r>
+      <w:r>
+        <w:rPr>
+          <w:rFonts w:hint="eastAsia"/>
+          <w:szCs w:val="28"/>
+        </w:rPr>
+        <w:t>：</w:t>
+      </w:r>
+      <w:r>
+        <w:rPr>
+          <w:szCs w:val="28"/>
+        </w:rPr>
+        <w:t>長時間站立在那裡不動，多伴隨著沉思、等待或內心的凝望。</w:t>
       </w:r>
     </w:p>
     <w:p>
@@ -2827,20 +1631,33 @@
         <w:pStyle w:val="a9"/>
         <w:numPr>
           <w:ilvl w:val="0"/>
-          <w:numId w:val="25"/>
+          <w:numId w:val="1"/>
         </w:numPr>
-        <w:spacing w:after="0" w:line="440" w:lineRule="exact"/>
-        <w:ind w:leftChars="0" w:right="0"/>
-        <w:rPr>
-          <w:szCs w:val="28"/>
-        </w:rPr>
-      </w:pPr>
-      <w:r>
-        <w:rPr>
-          <w:rFonts w:hint="eastAsia"/>
-          <w:szCs w:val="28"/>
-        </w:rPr>
-        <w:t>身體的氣味。如：「他多日未洗澡，體味難聞。」</w:t>
+        <w:spacing w:after="0" w:line="380" w:lineRule="exact"/>
+        <w:ind w:leftChars="0" w:left="284" w:right="0" w:hanging="426"/>
+        <w:jc w:val="both"/>
+        <w:rPr>
+          <w:szCs w:val="28"/>
+        </w:rPr>
+      </w:pPr>
+      <w:r>
+        <w:rPr>
+          <w:szCs w:val="28"/>
+        </w:rPr>
+        <w:t>百無聊賴</w:t>
+      </w:r>
+      <w:r>
+        <w:rPr>
+          <w:rFonts w:hint="eastAsia"/>
+          <w:szCs w:val="28"/>
+        </w:rPr>
+        <w:t>：</w:t>
+      </w:r>
+      <w:r>
+        <w:rPr>
+          <w:szCs w:val="28"/>
+        </w:rPr>
+        <w:t>精神空虛、無所事事，感到極度無聊、悶悶不樂而不知如何是好。</w:t>
       </w:r>
     </w:p>
     <w:p>
@@ -2848,19 +1665,118 @@
         <w:pStyle w:val="a9"/>
         <w:numPr>
           <w:ilvl w:val="0"/>
-          <w:numId w:val="25"/>
+          <w:numId w:val="1"/>
         </w:numPr>
-        <w:spacing w:after="0" w:line="440" w:lineRule="exact"/>
-        <w:ind w:leftChars="0" w:right="0"/>
-        <w:rPr>
-          <w:szCs w:val="28"/>
-        </w:rPr>
-      </w:pPr>
-      <w:r>
-        <w:rPr>
-          <w:szCs w:val="28"/>
-        </w:rPr>
-        <w:t>親自仔細的體會。如：「體味深切」。</w:t>
+        <w:spacing w:after="0" w:line="380" w:lineRule="exact"/>
+        <w:ind w:leftChars="0" w:left="284" w:right="0" w:hanging="426"/>
+        <w:jc w:val="both"/>
+        <w:rPr>
+          <w:rFonts w:hint="eastAsia"/>
+          <w:szCs w:val="28"/>
+        </w:rPr>
+      </w:pPr>
+      <w:r>
+        <w:rPr>
+          <w:szCs w:val="28"/>
+        </w:rPr>
+        <w:t>惆悵</w:t>
+      </w:r>
+      <w:r>
+        <w:rPr>
+          <w:rFonts w:hint="eastAsia"/>
+          <w:szCs w:val="28"/>
+        </w:rPr>
+        <w:t>（</w:t>
+      </w:r>
+      <w:r>
+        <w:rPr>
+          <w:rFonts w:hint="eastAsia"/>
+          <w:color w:val="EE0000"/>
+          <w:sz w:val="16"/>
+          <w:szCs w:val="16"/>
+        </w:rPr>
+        <w:t>ㄔㄡˊ　ㄔㄤˋ</w:t>
+      </w:r>
+      <w:r>
+        <w:rPr>
+          <w:rFonts w:hint="eastAsia"/>
+          <w:szCs w:val="28"/>
+        </w:rPr>
+        <w:t>）：</w:t>
+      </w:r>
+      <w:r>
+        <w:rPr>
+          <w:szCs w:val="28"/>
+        </w:rPr>
+        <w:t>因傷感、失落、事與願違而產生的嘆息與遺憾之情。</w:t>
+      </w:r>
+    </w:p>
+    <w:p>
+      <w:pPr>
+        <w:pStyle w:val="a9"/>
+        <w:numPr>
+          <w:ilvl w:val="0"/>
+          <w:numId w:val="1"/>
+        </w:numPr>
+        <w:spacing w:after="0" w:line="380" w:lineRule="exact"/>
+        <w:ind w:leftChars="0" w:left="284" w:right="0" w:hanging="426"/>
+        <w:jc w:val="both"/>
+        <w:rPr>
+          <w:szCs w:val="28"/>
+        </w:rPr>
+      </w:pPr>
+      <w:r>
+        <w:rPr>
+          <w:szCs w:val="28"/>
+        </w:rPr>
+        <w:t>不事雕琢</w:t>
+      </w:r>
+      <w:r>
+        <w:rPr>
+          <w:rFonts w:hint="eastAsia"/>
+          <w:szCs w:val="28"/>
+        </w:rPr>
+        <w:t>：</w:t>
+      </w:r>
+      <w:r>
+        <w:rPr>
+          <w:szCs w:val="28"/>
+        </w:rPr>
+        <w:t>指文學作品文字自然純樸、不刻意使用過度華麗的詞藻或繁複的修飾，呈現天然去雕飾的美感。</w:t>
+      </w:r>
+    </w:p>
+    <w:p>
+      <w:pPr>
+        <w:pStyle w:val="a9"/>
+        <w:numPr>
+          <w:ilvl w:val="0"/>
+          <w:numId w:val="1"/>
+        </w:numPr>
+        <w:spacing w:after="0" w:line="380" w:lineRule="exact"/>
+        <w:ind w:leftChars="0" w:left="284" w:right="0" w:hanging="426"/>
+        <w:jc w:val="both"/>
+        <w:rPr>
+          <w:szCs w:val="28"/>
+        </w:rPr>
+      </w:pPr>
+      <w:r>
+        <w:rPr>
+          <w:szCs w:val="28"/>
+        </w:rPr>
+        <w:t>詞境深邃，情致綿邈</w:t>
+      </w:r>
+      <w:r>
+        <w:rPr>
+          <w:rFonts w:hint="eastAsia"/>
+          <w:szCs w:val="28"/>
+        </w:rPr>
+        <w:t>：</w:t>
+      </w:r>
+      <w:r>
+        <w:rPr>
+          <w:szCs w:val="28"/>
+        </w:rPr>
+        <w:t>指詞作所營造的意境深遠無窮，情感表達細膩綿長且餘韻不絕。</w:t>
       </w:r>
     </w:p>
     <w:sectPr>
@@ -2875,7 +1791,7 @@
 </file>
 
 <file path=word/endnotes.xml><?xml version="1.0" encoding="utf-8"?>
-<w:endnotes xmlns:wpc="http://schemas.microsoft.com/office/word/2010/wordprocessingCanvas" xmlns:cx="http://schemas.microsoft.com/office/drawing/2014/chartex" xmlns:cx1="http://schemas.microsoft.com/office/drawing/2015/9/8/chartex" xmlns:cx2="http://schemas.microsoft.com/office/drawing/2015/10/21/chartex" xmlns:cx3="http://schemas.microsoft.com/office/drawing/2016/5/9/chartex" xmlns:cx4="http://schemas.microsoft.com/office/drawing/2016/5/10/chartex" xmlns:cx5="http://schemas.microsoft.com/office/drawing/2016/5/11/chartex" xmlns:cx6="http://schemas.microsoft.com/office/drawing/2016/5/12/chartex" xmlns:cx7="http://schemas.microsoft.com/office/drawing/2016/5/13/chartex" xmlns:cx8="http://schemas.microsoft.com/office/drawing/2016/5/14/chartex" xmlns:mc="http://schemas.openxmlformats.org/markup-compatibility/2006" xmlns:aink="http://schemas.microsoft.com/office/drawing/2016/ink" xmlns:am3d="http://schemas.microsoft.com/office/drawing/2017/model3d" xmlns:o="urn:schemas-microsoft-com:office:office" xmlns:oel="http://schemas.microsoft.com/office/2019/extlst" xmlns:r="http://schemas.openxmlformats.org/officeDocument/2006/relationships" xmlns:m="http://schemas.openxmlformats.org/officeDocument/2006/math" xmlns:v="urn:schemas-microsoft-com:vml" xmlns:wp14="http://schemas.microsoft.com/office/word/2010/wordprocessingDrawing" xmlns:wp="http://schemas.openxmlformats.org/drawingml/2006/wordprocessingDrawing" xmlns:w10="urn:schemas-microsoft-com:office:word" xmlns:w="http://schemas.openxmlformats.org/wordprocessingml/2006/main" xmlns:w14="http://schemas.microsoft.com/office/word/2010/wordml" xmlns:w15="http://schemas.microsoft.com/office/word/2012/wordml" xmlns:w16cex="http://schemas.microsoft.com/office/word/2018/wordml/cex" xmlns:w16cid="http://schemas.microsoft.com/office/word/2016/wordml/cid" xmlns:w16="http://schemas.microsoft.com/office/word/2018/wordml" xmlns:w16sdtdh="http://schemas.microsoft.com/office/word/2020/wordml/sdtdatahash" xmlns:w16se="http://schemas.microsoft.com/office/word/2015/wordml/symex" xmlns:wpg="http://schemas.microsoft.com/office/word/2010/wordprocessingGroup" xmlns:wpi="http://schemas.microsoft.com/office/word/2010/wordprocessingInk" xmlns:wne="http://schemas.microsoft.com/office/word/2006/wordml" xmlns:wps="http://schemas.microsoft.com/office/word/2010/wordprocessingShape" mc:Ignorable="w14 w15 w16se w16cid w16 w16cex w16sdtdh wp14">
+<w:endnotes xmlns:wpc="http://schemas.microsoft.com/office/word/2010/wordprocessingCanvas" xmlns:cx="http://schemas.microsoft.com/office/drawing/2014/chartex" xmlns:cx1="http://schemas.microsoft.com/office/drawing/2015/9/8/chartex" xmlns:cx2="http://schemas.microsoft.com/office/drawing/2015/10/21/chartex" xmlns:cx3="http://schemas.microsoft.com/office/drawing/2016/5/9/chartex" xmlns:cx4="http://schemas.microsoft.com/office/drawing/2016/5/10/chartex" xmlns:cx5="http://schemas.microsoft.com/office/drawing/2016/5/11/chartex" xmlns:cx6="http://schemas.microsoft.com/office/drawing/2016/5/12/chartex" xmlns:cx7="http://schemas.microsoft.com/office/drawing/2016/5/13/chartex" xmlns:cx8="http://schemas.microsoft.com/office/drawing/2016/5/14/chartex" xmlns:mc="http://schemas.openxmlformats.org/markup-compatibility/2006" xmlns:aink="http://schemas.microsoft.com/office/drawing/2016/ink" xmlns:am3d="http://schemas.microsoft.com/office/drawing/2017/model3d" xmlns:o="urn:schemas-microsoft-com:office:office" xmlns:oel="http://schemas.microsoft.com/office/2019/extlst" xmlns:r="http://schemas.openxmlformats.org/officeDocument/2006/relationships" xmlns:m="http://schemas.openxmlformats.org/officeDocument/2006/math" xmlns:v="urn:schemas-microsoft-com:vml" xmlns:wp14="http://schemas.microsoft.com/office/word/2010/wordprocessingDrawing" xmlns:wp="http://schemas.openxmlformats.org/drawingml/2006/wordprocessingDrawing" xmlns:w10="urn:schemas-microsoft-com:office:word" xmlns:w="http://schemas.openxmlformats.org/wordprocessingml/2006/main" xmlns:w14="http://schemas.microsoft.com/office/word/2010/wordml" xmlns:w15="http://schemas.microsoft.com/office/word/2012/wordml" xmlns:w16cex="http://schemas.microsoft.com/office/word/2018/wordml/cex" xmlns:w16cid="http://schemas.microsoft.com/office/word/2016/wordml/cid" xmlns:w16="http://schemas.microsoft.com/office/word/2018/wordml" xmlns:w16du="http://schemas.microsoft.com/office/word/2023/wordml/word16du" xmlns:w16sdtdh="http://schemas.microsoft.com/office/word/2020/wordml/sdtdatahash" xmlns:w16sdtfl="http://schemas.microsoft.com/office/word/2024/wordml/sdtformatlock" xmlns:w16se="http://schemas.microsoft.com/office/word/2015/wordml/symex" xmlns:wpg="http://schemas.microsoft.com/office/word/2010/wordprocessingGroup" xmlns:wpi="http://schemas.microsoft.com/office/word/2010/wordprocessingInk" xmlns:wne="http://schemas.microsoft.com/office/word/2006/wordml" xmlns:wps="http://schemas.microsoft.com/office/word/2010/wordprocessingShape" mc:Ignorable="w14 w15 w16se w16cid w16 w16cex w16sdtdh w16sdtfl w16du wp14">
   <w:endnote w:type="separator" w:id="-1">
     <w:p>
       <w:pPr>
@@ -2900,7 +1816,7 @@
 </file>
 
 <file path=word/footer1.xml><?xml version="1.0" encoding="utf-8"?>
-<w:ftr xmlns:wpc="http://schemas.microsoft.com/office/word/2010/wordprocessingCanvas" xmlns:cx="http://schemas.microsoft.com/office/drawing/2014/chartex" xmlns:cx1="http://schemas.microsoft.com/office/drawing/2015/9/8/chartex" xmlns:cx2="http://schemas.microsoft.com/office/drawing/2015/10/21/chartex" xmlns:cx3="http://schemas.microsoft.com/office/drawing/2016/5/9/chartex" xmlns:cx4="http://schemas.microsoft.com/office/drawing/2016/5/10/chartex" xmlns:cx5="http://schemas.microsoft.com/office/drawing/2016/5/11/chartex" xmlns:cx6="http://schemas.microsoft.com/office/drawing/2016/5/12/chartex" xmlns:cx7="http://schemas.microsoft.com/office/drawing/2016/5/13/chartex" xmlns:cx8="http://schemas.microsoft.com/office/drawing/2016/5/14/chartex" xmlns:mc="http://schemas.openxmlformats.org/markup-compatibility/2006" xmlns:aink="http://schemas.microsoft.com/office/drawing/2016/ink" xmlns:am3d="http://schemas.microsoft.com/office/drawing/2017/model3d" xmlns:o="urn:schemas-microsoft-com:office:office" xmlns:oel="http://schemas.microsoft.com/office/2019/extlst" xmlns:r="http://schemas.openxmlformats.org/officeDocument/2006/relationships" xmlns:m="http://schemas.openxmlformats.org/officeDocument/2006/math" xmlns:v="urn:schemas-microsoft-com:vml" xmlns:wp14="http://schemas.microsoft.com/office/word/2010/wordprocessingDrawing" xmlns:wp="http://schemas.openxmlformats.org/drawingml/2006/wordprocessingDrawing" xmlns:w10="urn:schemas-microsoft-com:office:word" xmlns:w="http://schemas.openxmlformats.org/wordprocessingml/2006/main" xmlns:w14="http://schemas.microsoft.com/office/word/2010/wordml" xmlns:w15="http://schemas.microsoft.com/office/word/2012/wordml" xmlns:w16cex="http://schemas.microsoft.com/office/word/2018/wordml/cex" xmlns:w16cid="http://schemas.microsoft.com/office/word/2016/wordml/cid" xmlns:w16="http://schemas.microsoft.com/office/word/2018/wordml" xmlns:w16sdtdh="http://schemas.microsoft.com/office/word/2020/wordml/sdtdatahash" xmlns:w16se="http://schemas.microsoft.com/office/word/2015/wordml/symex" xmlns:wpg="http://schemas.microsoft.com/office/word/2010/wordprocessingGroup" xmlns:wpi="http://schemas.microsoft.com/office/word/2010/wordprocessingInk" xmlns:wne="http://schemas.microsoft.com/office/word/2006/wordml" xmlns:wps="http://schemas.microsoft.com/office/word/2010/wordprocessingShape" mc:Ignorable="w14 w15 w16se w16cid w16 w16cex w16sdtdh wp14">
+<w:ftr xmlns:wpc="http://schemas.microsoft.com/office/word/2010/wordprocessingCanvas" xmlns:cx="http://schemas.microsoft.com/office/drawing/2014/chartex" xmlns:cx1="http://schemas.microsoft.com/office/drawing/2015/9/8/chartex" xmlns:cx2="http://schemas.microsoft.com/office/drawing/2015/10/21/chartex" xmlns:cx3="http://schemas.microsoft.com/office/drawing/2016/5/9/chartex" xmlns:cx4="http://schemas.microsoft.com/office/drawing/2016/5/10/chartex" xmlns:cx5="http://schemas.microsoft.com/office/drawing/2016/5/11/chartex" xmlns:cx6="http://schemas.microsoft.com/office/drawing/2016/5/12/chartex" xmlns:cx7="http://schemas.microsoft.com/office/drawing/2016/5/13/chartex" xmlns:cx8="http://schemas.microsoft.com/office/drawing/2016/5/14/chartex" xmlns:mc="http://schemas.openxmlformats.org/markup-compatibility/2006" xmlns:aink="http://schemas.microsoft.com/office/drawing/2016/ink" xmlns:am3d="http://schemas.microsoft.com/office/drawing/2017/model3d" xmlns:o="urn:schemas-microsoft-com:office:office" xmlns:oel="http://schemas.microsoft.com/office/2019/extlst" xmlns:r="http://schemas.openxmlformats.org/officeDocument/2006/relationships" xmlns:m="http://schemas.openxmlformats.org/officeDocument/2006/math" xmlns:v="urn:schemas-microsoft-com:vml" xmlns:wp14="http://schemas.microsoft.com/office/word/2010/wordprocessingDrawing" xmlns:wp="http://schemas.openxmlformats.org/drawingml/2006/wordprocessingDrawing" xmlns:w10="urn:schemas-microsoft-com:office:word" xmlns:w="http://schemas.openxmlformats.org/wordprocessingml/2006/main" xmlns:w14="http://schemas.microsoft.com/office/word/2010/wordml" xmlns:w15="http://schemas.microsoft.com/office/word/2012/wordml" xmlns:w16cex="http://schemas.microsoft.com/office/word/2018/wordml/cex" xmlns:w16cid="http://schemas.microsoft.com/office/word/2016/wordml/cid" xmlns:w16="http://schemas.microsoft.com/office/word/2018/wordml" xmlns:w16du="http://schemas.microsoft.com/office/word/2023/wordml/word16du" xmlns:w16sdtdh="http://schemas.microsoft.com/office/word/2020/wordml/sdtdatahash" xmlns:w16sdtfl="http://schemas.microsoft.com/office/word/2024/wordml/sdtformatlock" xmlns:w16se="http://schemas.microsoft.com/office/word/2015/wordml/symex" xmlns:wpg="http://schemas.microsoft.com/office/word/2010/wordprocessingGroup" xmlns:wpi="http://schemas.microsoft.com/office/word/2010/wordprocessingInk" xmlns:wne="http://schemas.microsoft.com/office/word/2006/wordml" xmlns:wps="http://schemas.microsoft.com/office/word/2010/wordprocessingShape" mc:Ignorable="w14 w15 w16se w16cid w16 w16cex w16sdtdh w16sdtfl w16du wp14">
   <w:sdt>
     <w:sdtPr>
       <w:id w:val="1495451635"/>
@@ -2913,6 +1829,7 @@
       <w:p>
         <w:pPr>
           <w:pStyle w:val="a5"/>
+          <w:ind w:right="-1"/>
           <w:jc w:val="right"/>
         </w:pPr>
         <w:r>
@@ -2951,7 +1868,7 @@
 </file>
 
 <file path=word/footnotes.xml><?xml version="1.0" encoding="utf-8"?>
-<w:footnotes xmlns:wpc="http://schemas.microsoft.com/office/word/2010/wordprocessingCanvas" xmlns:cx="http://schemas.microsoft.com/office/drawing/2014/chartex" xmlns:cx1="http://schemas.microsoft.com/office/drawing/2015/9/8/chartex" xmlns:cx2="http://schemas.microsoft.com/office/drawing/2015/10/21/chartex" xmlns:cx3="http://schemas.microsoft.com/office/drawing/2016/5/9/chartex" xmlns:cx4="http://schemas.microsoft.com/office/drawing/2016/5/10/chartex" xmlns:cx5="http://schemas.microsoft.com/office/drawing/2016/5/11/chartex" xmlns:cx6="http://schemas.microsoft.com/office/drawing/2016/5/12/chartex" xmlns:cx7="http://schemas.microsoft.com/office/drawing/2016/5/13/chartex" xmlns:cx8="http://schemas.microsoft.com/office/drawing/2016/5/14/chartex" xmlns:mc="http://schemas.openxmlformats.org/markup-compatibility/2006" xmlns:aink="http://schemas.microsoft.com/office/drawing/2016/ink" xmlns:am3d="http://schemas.microsoft.com/office/drawing/2017/model3d" xmlns:o="urn:schemas-microsoft-com:office:office" xmlns:oel="http://schemas.microsoft.com/office/2019/extlst" xmlns:r="http://schemas.openxmlformats.org/officeDocument/2006/relationships" xmlns:m="http://schemas.openxmlformats.org/officeDocument/2006/math" xmlns:v="urn:schemas-microsoft-com:vml" xmlns:wp14="http://schemas.microsoft.com/office/word/2010/wordprocessingDrawing" xmlns:wp="http://schemas.openxmlformats.org/drawingml/2006/wordprocessingDrawing" xmlns:w10="urn:schemas-microsoft-com:office:word" xmlns:w="http://schemas.openxmlformats.org/wordprocessingml/2006/main" xmlns:w14="http://schemas.microsoft.com/office/word/2010/wordml" xmlns:w15="http://schemas.microsoft.com/office/word/2012/wordml" xmlns:w16cex="http://schemas.microsoft.com/office/word/2018/wordml/cex" xmlns:w16cid="http://schemas.microsoft.com/office/word/2016/wordml/cid" xmlns:w16="http://schemas.microsoft.com/office/word/2018/wordml" xmlns:w16sdtdh="http://schemas.microsoft.com/office/word/2020/wordml/sdtdatahash" xmlns:w16se="http://schemas.microsoft.com/office/word/2015/wordml/symex" xmlns:wpg="http://schemas.microsoft.com/office/word/2010/wordprocessingGroup" xmlns:wpi="http://schemas.microsoft.com/office/word/2010/wordprocessingInk" xmlns:wne="http://schemas.microsoft.com/office/word/2006/wordml" xmlns:wps="http://schemas.microsoft.com/office/word/2010/wordprocessingShape" mc:Ignorable="w14 w15 w16se w16cid w16 w16cex w16sdtdh wp14">
+<w:footnotes xmlns:wpc="http://schemas.microsoft.com/office/word/2010/wordprocessingCanvas" xmlns:cx="http://schemas.microsoft.com/office/drawing/2014/chartex" xmlns:cx1="http://schemas.microsoft.com/office/drawing/2015/9/8/chartex" xmlns:cx2="http://schemas.microsoft.com/office/drawing/2015/10/21/chartex" xmlns:cx3="http://schemas.microsoft.com/office/drawing/2016/5/9/chartex" xmlns:cx4="http://schemas.microsoft.com/office/drawing/2016/5/10/chartex" xmlns:cx5="http://schemas.microsoft.com/office/drawing/2016/5/11/chartex" xmlns:cx6="http://schemas.microsoft.com/office/drawing/2016/5/12/chartex" xmlns:cx7="http://schemas.microsoft.com/office/drawing/2016/5/13/chartex" xmlns:cx8="http://schemas.microsoft.com/office/drawing/2016/5/14/chartex" xmlns:mc="http://schemas.openxmlformats.org/markup-compatibility/2006" xmlns:aink="http://schemas.microsoft.com/office/drawing/2016/ink" xmlns:am3d="http://schemas.microsoft.com/office/drawing/2017/model3d" xmlns:o="urn:schemas-microsoft-com:office:office" xmlns:oel="http://schemas.microsoft.com/office/2019/extlst" xmlns:r="http://schemas.openxmlformats.org/officeDocument/2006/relationships" xmlns:m="http://schemas.openxmlformats.org/officeDocument/2006/math" xmlns:v="urn:schemas-microsoft-com:vml" xmlns:wp14="http://schemas.microsoft.com/office/word/2010/wordprocessingDrawing" xmlns:wp="http://schemas.openxmlformats.org/drawingml/2006/wordprocessingDrawing" xmlns:w10="urn:schemas-microsoft-com:office:word" xmlns:w="http://schemas.openxmlformats.org/wordprocessingml/2006/main" xmlns:w14="http://schemas.microsoft.com/office/word/2010/wordml" xmlns:w15="http://schemas.microsoft.com/office/word/2012/wordml" xmlns:w16cex="http://schemas.microsoft.com/office/word/2018/wordml/cex" xmlns:w16cid="http://schemas.microsoft.com/office/word/2016/wordml/cid" xmlns:w16="http://schemas.microsoft.com/office/word/2018/wordml" xmlns:w16du="http://schemas.microsoft.com/office/word/2023/wordml/word16du" xmlns:w16sdtdh="http://schemas.microsoft.com/office/word/2020/wordml/sdtdatahash" xmlns:w16sdtfl="http://schemas.microsoft.com/office/word/2024/wordml/sdtformatlock" xmlns:w16se="http://schemas.microsoft.com/office/word/2015/wordml/symex" xmlns:wpg="http://schemas.microsoft.com/office/word/2010/wordprocessingGroup" xmlns:wpi="http://schemas.microsoft.com/office/word/2010/wordprocessingInk" xmlns:wne="http://schemas.microsoft.com/office/word/2006/wordml" xmlns:wps="http://schemas.microsoft.com/office/word/2010/wordprocessingShape" mc:Ignorable="w14 w15 w16se w16cid w16 w16cex w16sdtdh w16sdtfl w16du wp14">
   <w:footnote w:type="separator" w:id="-1">
     <w:p>
       <w:pPr>
@@ -2976,7 +1893,7 @@
 </file>
 
 <file path=word/numbering.xml><?xml version="1.0" encoding="utf-8"?>
-<w:numbering xmlns:wpc="http://schemas.microsoft.com/office/word/2010/wordprocessingCanvas" xmlns:cx="http://schemas.microsoft.com/office/drawing/2014/chartex" xmlns:cx1="http://schemas.microsoft.com/office/drawing/2015/9/8/chartex" xmlns:cx2="http://schemas.microsoft.com/office/drawing/2015/10/21/chartex" xmlns:cx3="http://schemas.microsoft.com/office/drawing/2016/5/9/chartex" xmlns:cx4="http://schemas.microsoft.com/office/drawing/2016/5/10/chartex" xmlns:cx5="http://schemas.microsoft.com/office/drawing/2016/5/11/chartex" xmlns:cx6="http://schemas.microsoft.com/office/drawing/2016/5/12/chartex" xmlns:cx7="http://schemas.microsoft.com/office/drawing/2016/5/13/chartex" xmlns:cx8="http://schemas.microsoft.com/office/drawing/2016/5/14/chartex" xmlns:mc="http://schemas.openxmlformats.org/markup-compatibility/2006" xmlns:aink="http://schemas.microsoft.com/office/drawing/2016/ink" xmlns:am3d="http://schemas.microsoft.com/office/drawing/2017/model3d" xmlns:o="urn:schemas-microsoft-com:office:office" xmlns:oel="http://schemas.microsoft.com/office/2019/extlst" xmlns:r="http://schemas.openxmlformats.org/officeDocument/2006/relationships" xmlns:m="http://schemas.openxmlformats.org/officeDocument/2006/math" xmlns:v="urn:schemas-microsoft-com:vml" xmlns:wp14="http://schemas.microsoft.com/office/word/2010/wordprocessingDrawing" xmlns:wp="http://schemas.openxmlformats.org/drawingml/2006/wordprocessingDrawing" xmlns:w10="urn:schemas-microsoft-com:office:word" xmlns:w="http://schemas.openxmlformats.org/wordprocessingml/2006/main" xmlns:w14="http://schemas.microsoft.com/office/word/2010/wordml" xmlns:w15="http://schemas.microsoft.com/office/word/2012/wordml" xmlns:w16cex="http://schemas.microsoft.com/office/word/2018/wordml/cex" xmlns:w16cid="http://schemas.microsoft.com/office/word/2016/wordml/cid" xmlns:w16="http://schemas.microsoft.com/office/word/2018/wordml" xmlns:w16sdtdh="http://schemas.microsoft.com/office/word/2020/wordml/sdtdatahash" xmlns:w16se="http://schemas.microsoft.com/office/word/2015/wordml/symex" xmlns:wpg="http://schemas.microsoft.com/office/word/2010/wordprocessingGroup" xmlns:wpi="http://schemas.microsoft.com/office/word/2010/wordprocessingInk" xmlns:wne="http://schemas.microsoft.com/office/word/2006/wordml" xmlns:wps="http://schemas.microsoft.com/office/word/2010/wordprocessingShape" mc:Ignorable="w14 w15 w16se w16cid w16 w16cex w16sdtdh wp14">
+<w:numbering xmlns:wpc="http://schemas.microsoft.com/office/word/2010/wordprocessingCanvas" xmlns:cx="http://schemas.microsoft.com/office/drawing/2014/chartex" xmlns:cx1="http://schemas.microsoft.com/office/drawing/2015/9/8/chartex" xmlns:cx2="http://schemas.microsoft.com/office/drawing/2015/10/21/chartex" xmlns:cx3="http://schemas.microsoft.com/office/drawing/2016/5/9/chartex" xmlns:cx4="http://schemas.microsoft.com/office/drawing/2016/5/10/chartex" xmlns:cx5="http://schemas.microsoft.com/office/drawing/2016/5/11/chartex" xmlns:cx6="http://schemas.microsoft.com/office/drawing/2016/5/12/chartex" xmlns:cx7="http://schemas.microsoft.com/office/drawing/2016/5/13/chartex" xmlns:cx8="http://schemas.microsoft.com/office/drawing/2016/5/14/chartex" xmlns:mc="http://schemas.openxmlformats.org/markup-compatibility/2006" xmlns:aink="http://schemas.microsoft.com/office/drawing/2016/ink" xmlns:am3d="http://schemas.microsoft.com/office/drawing/2017/model3d" xmlns:o="urn:schemas-microsoft-com:office:office" xmlns:oel="http://schemas.microsoft.com/office/2019/extlst" xmlns:r="http://schemas.openxmlformats.org/officeDocument/2006/relationships" xmlns:m="http://schemas.openxmlformats.org/officeDocument/2006/math" xmlns:v="urn:schemas-microsoft-com:vml" xmlns:wp14="http://schemas.microsoft.com/office/word/2010/wordprocessingDrawing" xmlns:wp="http://schemas.openxmlformats.org/drawingml/2006/wordprocessingDrawing" xmlns:w10="urn:schemas-microsoft-com:office:word" xmlns:w="http://schemas.openxmlformats.org/wordprocessingml/2006/main" xmlns:w14="http://schemas.microsoft.com/office/word/2010/wordml" xmlns:w15="http://schemas.microsoft.com/office/word/2012/wordml" xmlns:w16cex="http://schemas.microsoft.com/office/word/2018/wordml/cex" xmlns:w16cid="http://schemas.microsoft.com/office/word/2016/wordml/cid" xmlns:w16="http://schemas.microsoft.com/office/word/2018/wordml" xmlns:w16du="http://schemas.microsoft.com/office/word/2023/wordml/word16du" xmlns:w16sdtdh="http://schemas.microsoft.com/office/word/2020/wordml/sdtdatahash" xmlns:w16sdtfl="http://schemas.microsoft.com/office/word/2024/wordml/sdtformatlock" xmlns:w16se="http://schemas.microsoft.com/office/word/2015/wordml/symex" xmlns:wpg="http://schemas.microsoft.com/office/word/2010/wordprocessingGroup" xmlns:wpi="http://schemas.microsoft.com/office/word/2010/wordprocessingInk" xmlns:wne="http://schemas.microsoft.com/office/word/2006/wordml" xmlns:wps="http://schemas.microsoft.com/office/word/2010/wordprocessingShape" mc:Ignorable="w14 w15 w16se w16cid w16 w16cex w16sdtdh w16sdtfl w16du wp14">
   <w:abstractNum w:abstractNumId="0" w15:restartNumberingAfterBreak="0">
     <w:nsid w:val="011D6DC7"/>
     <w:multiLevelType w:val="hybridMultilevel"/>
@@ -5766,7 +4683,7 @@
 </file>
 
 <file path=word/styles.xml><?xml version="1.0" encoding="utf-8"?>
-<w:styles xmlns:mc="http://schemas.openxmlformats.org/markup-compatibility/2006" xmlns:r="http://schemas.openxmlformats.org/officeDocument/2006/relationships" xmlns:w="http://schemas.openxmlformats.org/wordprocessingml/2006/main" xmlns:w14="http://schemas.microsoft.com/office/word/2010/wordml" xmlns:w15="http://schemas.microsoft.com/office/word/2012/wordml" xmlns:w16cex="http://schemas.microsoft.com/office/word/2018/wordml/cex" xmlns:w16cid="http://schemas.microsoft.com/office/word/2016/wordml/cid" xmlns:w16="http://schemas.microsoft.com/office/word/2018/wordml" xmlns:w16sdtdh="http://schemas.microsoft.com/office/word/2020/wordml/sdtdatahash" xmlns:w16se="http://schemas.microsoft.com/office/word/2015/wordml/symex" mc:Ignorable="w14 w15 w16se w16cid w16 w16cex w16sdtdh">
+<w:styles xmlns:mc="http://schemas.openxmlformats.org/markup-compatibility/2006" xmlns:r="http://schemas.openxmlformats.org/officeDocument/2006/relationships" xmlns:w="http://schemas.openxmlformats.org/wordprocessingml/2006/main" xmlns:w14="http://schemas.microsoft.com/office/word/2010/wordml" xmlns:w15="http://schemas.microsoft.com/office/word/2012/wordml" xmlns:w16cex="http://schemas.microsoft.com/office/word/2018/wordml/cex" xmlns:w16cid="http://schemas.microsoft.com/office/word/2016/wordml/cid" xmlns:w16="http://schemas.microsoft.com/office/word/2018/wordml" xmlns:w16du="http://schemas.microsoft.com/office/word/2023/wordml/word16du" xmlns:w16sdtdh="http://schemas.microsoft.com/office/word/2020/wordml/sdtdatahash" xmlns:w16sdtfl="http://schemas.microsoft.com/office/word/2024/wordml/sdtformatlock" xmlns:w16se="http://schemas.microsoft.com/office/word/2015/wordml/symex" mc:Ignorable="w14 w15 w16se w16cid w16 w16cex w16sdtdh w16sdtfl w16du">
   <w:docDefaults>
     <w:rPrDefault>
       <w:rPr>
